--- a/paper/iclr2027/docx/main.docx
+++ b/paper/iclr2027/docx/main.docx
@@ -615,7 +615,7 @@
         <w:t xml:space="preserve"> </w:t>
       </w:r>
       <w:r>
-        <w:t xml:space="preserve">diagnostic. We classify the effect as unresolvable when</w:t>
+        <w:t xml:space="preserve">diagnostic. We classify the effect as reliable at</w:t>
       </w:r>
       <w:r>
         <w:t xml:space="preserve"> </w:t>
@@ -633,12 +633,62 @@
             </m:r>
           </m:sub>
         </m:sSub>
+        <m:r>
+          <m:rPr>
+            <m:sty m:val="p"/>
+          </m:rPr>
+          <m:t>≥</m:t>
+        </m:r>
+        <m:r>
+          <m:t>0.6</m:t>
+        </m:r>
       </m:oMath>
       <w:r>
-        <w:t xml:space="preserve"> </w:t>
-      </w:r>
-      <w:r>
-        <w:t xml:space="preserve">is below</w:t>
+        <w:t xml:space="preserve">,</w:t>
+      </w:r>
+      <w:r>
+        <w:t xml:space="preserve"> </w:t>
+      </w:r>
+      <w:r>
+        <w:t xml:space="preserve">attenuated at</w:t>
+      </w:r>
+      <w:r>
+        <w:t xml:space="preserve"> </w:t>
+      </w:r>
+      <m:oMath>
+        <m:r>
+          <m:t>0.3</m:t>
+        </m:r>
+        <m:r>
+          <m:rPr>
+            <m:sty m:val="p"/>
+          </m:rPr>
+          <m:t>≤</m:t>
+        </m:r>
+        <m:sSub>
+          <m:e>
+            <m:r>
+              <m:t>r</m:t>
+            </m:r>
+          </m:e>
+          <m:sub>
+            <m:r>
+              <m:t>Δ</m:t>
+            </m:r>
+          </m:sub>
+        </m:sSub>
+        <m:r>
+          <m:rPr>
+            <m:sty m:val="p"/>
+          </m:rPr>
+          <m:t>&lt;</m:t>
+        </m:r>
+        <m:r>
+          <m:t>0.6</m:t>
+        </m:r>
+      </m:oMath>
+      <w:r>
+        <w:t xml:space="preserve">, and unresolvable below</w:t>
       </w:r>
       <w:r>
         <w:t xml:space="preserve"> </w:t>
@@ -649,7 +699,13 @@
         </m:r>
       </m:oMath>
       <w:r>
-        <w:t xml:space="preserve">; the classification does not use the geometric mean as its threshold.</w:t>
+        <w:t xml:space="preserve">; the</w:t>
+      </w:r>
+      <w:r>
+        <w:t xml:space="preserve"> </w:t>
+      </w:r>
+      <w:r>
+        <w:t xml:space="preserve">classification does not use the geometric mean as its threshold.</w:t>
       </w:r>
     </w:p>
     <w:bookmarkEnd w:id="21"/>
@@ -820,35 +876,7 @@
         <w:t xml:space="preserve"> </w:t>
       </w:r>
       <w:r>
-        <w:t xml:space="preserve">captured head layout (Sections </w:t>
-      </w:r>
-      <w:hyperlink w:anchor="sec:method">
-        <w:r>
-          <w:rPr>
-            <w:rStyle w:val="Hyperlink"/>
-          </w:rPr>
-          <w:t xml:space="preserve">3</w:t>
-        </w:r>
-      </w:hyperlink>
-      <w:r>
-        <w:t xml:space="preserve"> </w:t>
-      </w:r>
-      <w:r>
-        <w:t xml:space="preserve">and</w:t>
-      </w:r>
-      <w:r>
-        <w:t xml:space="preserve"> </w:t>
-      </w:r>
-      <w:hyperlink w:anchor="sec:gate">
-        <w:r>
-          <w:rPr>
-            <w:rStyle w:val="Hyperlink"/>
-          </w:rPr>
-          <w:t xml:space="preserve">3.5</w:t>
-        </w:r>
-      </w:hyperlink>
-      <w:r>
-        <w:t xml:space="preserve">). The</w:t>
+        <w:t xml:space="preserve">captured head layout (Sections 3 and 3.5). The</w:t>
       </w:r>
       <w:r>
         <w:t xml:space="preserve"> </w:t>
@@ -866,51 +894,18 @@
         <w:t xml:space="preserve"> </w:t>
       </w:r>
       <w:r>
-        <w:t xml:space="preserve">for three models (Sections </w:t>
-      </w:r>
-      <w:hyperlink w:anchor="sec:paired">
-        <w:r>
-          <w:rPr>
-            <w:rStyle w:val="Hyperlink"/>
-          </w:rPr>
-          <w:t xml:space="preserve">5.3</w:t>
-        </w:r>
-      </w:hyperlink>
-      <w:r>
-        <w:t xml:space="preserve"> </w:t>
-      </w:r>
-      <w:r>
-        <w:t xml:space="preserve">and</w:t>
-      </w:r>
-      <w:r>
-        <w:t xml:space="preserve"> </w:t>
-      </w:r>
-      <w:hyperlink w:anchor="sec:a2">
-        <w:r>
-          <w:rPr>
-            <w:rStyle w:val="Hyperlink"/>
-          </w:rPr>
-          <w:t xml:space="preserve">5.2</w:t>
-        </w:r>
-      </w:hyperlink>
-      <w:r>
-        <w:t xml:space="preserve">–</w:t>
-      </w:r>
-      <w:hyperlink w:anchor="sec:gqa">
-        <w:r>
-          <w:rPr>
-            <w:rStyle w:val="Hyperlink"/>
-          </w:rPr>
-          <w:t xml:space="preserve">5.5</w:t>
-        </w:r>
-      </w:hyperlink>
-      <w:r>
-        <w:t xml:space="preserve">).</w:t>
+        <w:t xml:space="preserve">for three models (Sections 5.3 and</w:t>
+      </w:r>
+      <w:r>
+        <w:t xml:space="preserve"> </w:t>
+      </w:r>
+      <w:r>
+        <w:t xml:space="preserve">5.2–5.5).</w:t>
       </w:r>
     </w:p>
     <w:bookmarkEnd w:id="24"/>
     <w:bookmarkEnd w:id="25"/>
-    <w:bookmarkStart w:id="30" w:name="related-work"/>
+    <w:bookmarkStart w:id="31" w:name="related-work"/>
     <w:p>
       <w:pPr>
         <w:pStyle w:val="Heading1"/>
@@ -1136,7 +1131,7 @@
       </w:r>
     </w:p>
     <w:bookmarkEnd w:id="28"/>
-    <w:bookmarkStart w:id="29" w:name="grouped-query-attention."/>
+    <w:bookmarkStart w:id="29" w:name="isotropy-is-not-universal."/>
     <w:p>
       <w:pPr>
         <w:pStyle w:val="Heading4"/>
@@ -1148,7 +1143,7 @@
       </w:r>
       <w:r/>
       <w:r>
-        <w:t xml:space="preserve">Grouped-query attention.</w:t>
+        <w:t xml:space="preserve">Isotropy is not universal.</w:t>
       </w:r>
     </w:p>
     <w:p>
@@ -1156,47 +1151,126 @@
         <w:pStyle w:val="FirstParagraph"/>
       </w:pPr>
       <w:r>
-        <w:t xml:space="preserve">Ainslie et al. (2023)</w:t>
-      </w:r>
-      <w:r>
-        <w:t xml:space="preserve"> </w:t>
-      </w:r>
-      <w:r>
-        <w:t xml:space="preserve">share key and value</w:t>
-      </w:r>
-      <w:r>
-        <w:t xml:space="preserve"> </w:t>
-      </w:r>
-      <w:r>
-        <w:t xml:space="preserve">projections across groups of query heads. We compare own-group and</w:t>
-      </w:r>
-      <w:r>
-        <w:t xml:space="preserve"> </w:t>
-      </w:r>
-      <w:r>
-        <w:t xml:space="preserve">neighbouring-group values to assess the statistic’s dependence on that sharing in</w:t>
-      </w:r>
-      <w:r>
-        <w:t xml:space="preserve"> </w:t>
-      </w:r>
-      <w:r>
-        <w:t xml:space="preserve">Section </w:t>
-      </w:r>
-      <w:hyperlink w:anchor="sec:gqa">
-        <w:r>
-          <w:rPr>
-            <w:rStyle w:val="Hyperlink"/>
-          </w:rPr>
-          <w:t xml:space="preserve">5.5</w:t>
-        </w:r>
-      </w:hyperlink>
-      <w:r>
-        <w:t xml:space="preserve">.</w:t>
+        <w:t xml:space="preserve">Timkey and Schijndel (2021)</w:t>
+      </w:r>
+      <w:r>
+        <w:t xml:space="preserve"> </w:t>
+      </w:r>
+      <w:r>
+        <w:t xml:space="preserve">show that a</w:t>
+      </w:r>
+      <w:r>
+        <w:t xml:space="preserve"> </w:t>
+      </w:r>
+      <w:r>
+        <w:t xml:space="preserve">small number of high-variance coordinates dominate cosine similarity in</w:t>
+      </w:r>
+      <w:r>
+        <w:t xml:space="preserve"> </w:t>
+      </w:r>
+      <w:r>
+        <w:t xml:space="preserve">contextual spaces, so a raw cosine can be large without reflecting shared</w:t>
+      </w:r>
+      <w:r>
+        <w:t xml:space="preserve"> </w:t>
+      </w:r>
+      <w:r>
+        <w:t xml:space="preserve">structure.</w:t>
+      </w:r>
+      <w:r>
+        <w:t xml:space="preserve"> </w:t>
+      </w:r>
+      <w:r>
+        <w:t xml:space="preserve">Machina and Mercer (2024)</w:t>
+      </w:r>
+      <w:r>
+        <w:t xml:space="preserve"> </w:t>
+      </w:r>
+      <w:r>
+        <w:t xml:space="preserve">further report that the large Pythia</w:t>
+      </w:r>
+      <w:r>
+        <w:t xml:space="preserve"> </w:t>
+      </w:r>
+      <w:r>
+        <w:t xml:space="preserve">models have approximately isotropic embedding spaces, which bounds how much a</w:t>
+      </w:r>
+      <w:r>
+        <w:t xml:space="preserve"> </w:t>
+      </w:r>
+      <w:r>
+        <w:t xml:space="preserve">generic anisotropy argument can explain. Our null is computed within the same</w:t>
+      </w:r>
+      <w:r>
+        <w:t xml:space="preserve"> </w:t>
+      </w:r>
+      <w:r>
+        <w:t xml:space="preserve">run, at one stated sequence length, on the same documents as the observed</w:t>
+      </w:r>
+      <w:r>
+        <w:t xml:space="preserve"> </w:t>
+      </w:r>
+      <w:r>
+        <w:t xml:space="preserve">statistic, so it measures the earlier-position background of each model</w:t>
+      </w:r>
+      <w:r>
+        <w:t xml:space="preserve"> </w:t>
+      </w:r>
+      <w:r>
+        <w:t xml:space="preserve">directly rather than assuming a uniform anisotropy across the ladder.</w:t>
       </w:r>
     </w:p>
     <w:bookmarkEnd w:id="29"/>
+    <w:bookmarkStart w:id="30" w:name="grouped-query-attention."/>
+    <w:p>
+      <w:pPr>
+        <w:pStyle w:val="Heading4"/>
+      </w:pPr>
+      <w:r>
+        <w:rPr>
+          <w:rStyle w:val="SectionNumber"/>
+        </w:rPr>
+      </w:r>
+      <w:r/>
+      <w:r>
+        <w:t xml:space="preserve">Grouped-query attention.</w:t>
+      </w:r>
+    </w:p>
+    <w:p>
+      <w:pPr>
+        <w:pStyle w:val="FirstParagraph"/>
+      </w:pPr>
+      <w:r>
+        <w:t xml:space="preserve">Ainslie et al. (2023)</w:t>
+      </w:r>
+      <w:r>
+        <w:t xml:space="preserve"> </w:t>
+      </w:r>
+      <w:r>
+        <w:t xml:space="preserve">share key and value</w:t>
+      </w:r>
+      <w:r>
+        <w:t xml:space="preserve"> </w:t>
+      </w:r>
+      <w:r>
+        <w:t xml:space="preserve">projections across groups of query heads. We compare own-group and</w:t>
+      </w:r>
+      <w:r>
+        <w:t xml:space="preserve"> </w:t>
+      </w:r>
+      <w:r>
+        <w:t xml:space="preserve">neighbouring-group values to assess the statistic’s dependence on that sharing in</w:t>
+      </w:r>
+      <w:r>
+        <w:t xml:space="preserve"> </w:t>
+      </w:r>
+      <w:r>
+        <w:t xml:space="preserve">Section 5.5.</w:t>
+      </w:r>
+    </w:p>
     <w:bookmarkEnd w:id="30"/>
-    <w:bookmarkStart w:id="36" w:name="sec:method"/>
+    <w:bookmarkEnd w:id="31"/>
+    <w:bookmarkStart w:id="37" w:name="sec:method"/>
     <w:p>
       <w:pPr>
         <w:pStyle w:val="Heading1"/>
@@ -1214,7 +1288,7 @@
         <w:t xml:space="preserve">Method</w:t>
       </w:r>
     </w:p>
-    <w:bookmarkStart w:id="31" w:name="the-intervention"/>
+    <w:bookmarkStart w:id="32" w:name="the-intervention"/>
     <w:p>
       <w:pPr>
         <w:pStyle w:val="Heading2"/>
@@ -1851,21 +1925,7 @@
         <w:t xml:space="preserve"> </w:t>
       </w:r>
       <w:r>
-        <w:t xml:space="preserve">Equation </w:t>
-      </w:r>
-      <w:hyperlink w:anchor="eq:xsa">
-        <w:r>
-          <w:rPr>
-            <w:rStyle w:val="Hyperlink"/>
-          </w:rPr>
-          <w:t xml:space="preserve">[eq:xsa]</w:t>
-        </w:r>
-      </w:hyperlink>
-      <w:r>
-        <w:t xml:space="preserve"> </w:t>
-      </w:r>
-      <w:r>
-        <w:t xml:space="preserve">states the idealised unit-direction form.</w:t>
+        <w:t xml:space="preserve">Equation 1 states the idealised unit-direction form.</w:t>
       </w:r>
     </w:p>
     <w:p>
@@ -1948,22 +2008,11 @@
         <w:t xml:space="preserve"> </w:t>
       </w:r>
       <w:r>
-        <w:t xml:space="preserve">(Appendix </w:t>
-      </w:r>
-      <w:hyperlink w:anchor="app:arms">
-        <w:r>
-          <w:rPr>
-            <w:rStyle w:val="Hyperlink"/>
-          </w:rPr>
-          <w:t xml:space="preserve">8</w:t>
-        </w:r>
-      </w:hyperlink>
-      <w:r>
-        <w:t xml:space="preserve">); neither appears in the reported three-arm factorial.</w:t>
+        <w:t xml:space="preserve">(Appendix A); neither appears in the reported three-arm factorial.</w:t>
       </w:r>
     </w:p>
-    <w:bookmarkEnd w:id="31"/>
-    <w:bookmarkStart w:id="32" w:name="check-0-resolvability"/>
+    <w:bookmarkEnd w:id="32"/>
+    <w:bookmarkStart w:id="33" w:name="check-0-resolvability"/>
     <w:p>
       <w:pPr>
         <w:pStyle w:val="Heading2"/>
@@ -2393,21 +2442,7 @@
         <w:t xml:space="preserve"> </w:t>
       </w:r>
       <w:r>
-        <w:t xml:space="preserve">Because the denominator in Equation </w:t>
-      </w:r>
-      <w:hyperlink w:anchor="eq:ceiling">
-        <w:r>
-          <w:rPr>
-            <w:rStyle w:val="Hyperlink"/>
-          </w:rPr>
-          <w:t xml:space="preserve">[eq:ceiling]</w:t>
-        </w:r>
-      </w:hyperlink>
-      <w:r>
-        <w:t xml:space="preserve"> </w:t>
-      </w:r>
-      <w:r>
-        <w:t xml:space="preserve">uses half-sample</w:t>
+        <w:t xml:space="preserve">Because the denominator in Equation 2 uses half-sample</w:t>
       </w:r>
       <w:r>
         <w:t xml:space="preserve"> </w:t>
@@ -2457,8 +2492,8 @@
         <w:t xml:space="preserve">on those pooled correlations.</w:t>
       </w:r>
     </w:p>
-    <w:bookmarkEnd w:id="32"/>
-    <w:bookmarkStart w:id="33" w:name="check-1-the-anisotropy-null"/>
+    <w:bookmarkEnd w:id="33"/>
+    <w:bookmarkStart w:id="34" w:name="check-1-the-anisotropy-null"/>
     <w:p>
       <w:pPr>
         <w:pStyle w:val="Heading2"/>
@@ -2803,8 +2838,8 @@
         <w:t xml:space="preserve">not an exact finite-width expected maximum.</w:t>
       </w:r>
     </w:p>
-    <w:bookmarkEnd w:id="33"/>
-    <w:bookmarkStart w:id="34" w:name="sec:check2"/>
+    <w:bookmarkEnd w:id="34"/>
+    <w:bookmarkStart w:id="35" w:name="sec:check2"/>
     <w:p>
       <w:pPr>
         <w:pStyle w:val="Heading2"/>
@@ -3118,8 +3153,8 @@
         <w:t xml:space="preserve">the approximation, not achieved power or a hard threshold for detection.</w:t>
       </w:r>
     </w:p>
-    <w:bookmarkEnd w:id="34"/>
-    <w:bookmarkStart w:id="35" w:name="sec:gate"/>
+    <w:bookmarkEnd w:id="35"/>
+    <w:bookmarkStart w:id="36" w:name="sec:gate"/>
     <w:p>
       <w:pPr>
         <w:pStyle w:val="Heading2"/>
@@ -3448,9 +3483,9 @@
         <w:t xml:space="preserve">interpretation.</w:t>
       </w:r>
     </w:p>
-    <w:bookmarkEnd w:id="35"/>
     <w:bookmarkEnd w:id="36"/>
-    <w:bookmarkStart w:id="40" w:name="experimental-setup"/>
+    <w:bookmarkEnd w:id="37"/>
+    <w:bookmarkStart w:id="41" w:name="experimental-setup"/>
     <w:p>
       <w:pPr>
         <w:pStyle w:val="Heading1"/>
@@ -3468,7 +3503,7 @@
         <w:t xml:space="preserve">Experimental Setup</w:t>
       </w:r>
     </w:p>
-    <w:bookmarkStart w:id="37" w:name="frozen-model-measurements."/>
+    <w:bookmarkStart w:id="38" w:name="frozen-model-measurements."/>
     <w:p>
       <w:pPr>
         <w:pStyle w:val="Heading4"/>
@@ -3610,8 +3645,8 @@
         <w:t xml:space="preserve">the reliability runs, not to the full model ladder.</w:t>
       </w:r>
     </w:p>
-    <w:bookmarkEnd w:id="37"/>
-    <w:bookmarkStart w:id="38" w:name="trained-factorial."/>
+    <w:bookmarkEnd w:id="38"/>
+    <w:bookmarkStart w:id="39" w:name="trained-factorial."/>
     <w:p>
       <w:pPr>
         <w:pStyle w:val="Heading4"/>
@@ -3769,8 +3804,8 @@
         <w:t xml:space="preserve">complete before the next seed starts.</w:t>
       </w:r>
     </w:p>
-    <w:bookmarkEnd w:id="38"/>
-    <w:bookmarkStart w:id="39" w:name="budget."/>
+    <w:bookmarkEnd w:id="39"/>
+    <w:bookmarkStart w:id="40" w:name="budget."/>
     <w:p>
       <w:pPr>
         <w:pStyle w:val="Heading4"/>
@@ -3854,9 +3889,9 @@
         <w:t xml:space="preserve">the primary runs.</w:t>
       </w:r>
     </w:p>
-    <w:bookmarkEnd w:id="39"/>
     <w:bookmarkEnd w:id="40"/>
-    <w:bookmarkStart w:id="70" w:name="results"/>
+    <w:bookmarkEnd w:id="41"/>
+    <w:bookmarkStart w:id="71" w:name="results"/>
     <w:p>
       <w:pPr>
         <w:pStyle w:val="Heading1"/>
@@ -3874,11 +3909,21 @@
         <w:t xml:space="preserve">Results</w:t>
       </w:r>
     </w:p>
-    <w:bookmarkStart w:id="41" w:name="tab:reliability"/>
+    <w:bookmarkStart w:id="42" w:name="tab:reliability"/>
     <w:p>
       <w:pPr>
         <w:pStyle w:val="TableCaption"/>
       </w:pPr>
+      <w:r>
+        <w:rPr>
+          <w:b/>
+          <w:bCs/>
+        </w:rPr>
+        <w:t xml:space="preserve">Table 1:</w:t>
+      </w:r>
+      <w:r>
+        <w:t xml:space="preserve"> </w:t>
+      </w:r>
       <w:r>
         <w:t xml:space="preserve">Check 0 split-half reliability,</w:t>
       </w:r>
@@ -4039,18 +4084,7 @@
         <w:t xml:space="preserve"> </w:t>
       </w:r>
       <w:r>
-        <w:t xml:space="preserve">attenuation factor in Equation </w:t>
-      </w:r>
-      <w:hyperlink w:anchor="eq:ceiling">
-        <w:r>
-          <w:rPr>
-            <w:rStyle w:val="Hyperlink"/>
-          </w:rPr>
-          <w:t xml:space="preserve">[eq:ceiling]</w:t>
-        </w:r>
-      </w:hyperlink>
-      <w:r>
-        <w:t xml:space="preserve">.</w:t>
+        <w:t xml:space="preserve">attenuation factor in Equation 2.</w:t>
       </w:r>
     </w:p>
     <w:tbl>
@@ -4058,7 +4092,7 @@
         <w:tblStyle w:val="Table"/>
         <w:tblW w:type="auto" w:w="0"/>
         <w:tblLook w:firstRow="1" w:lastRow="0" w:firstColumn="0" w:lastColumn="0" w:noHBand="0" w:noVBand="0" w:val="0020"/>
-        <w:tblCaption w:val="Check 0 split-half reliability, n = 144 heads for GPT-2 and Pythia-160M and n = 384 for Pythia-410M, at a fixed sequence length of 128 tokens with 64 documents per half. The verdict uses r_\Delta; r_{\text{stat}} here refers to self-cosine. \rho_{\max} is the attenuation factor in Equation [eq:ceiling]."/>
+        <w:tblCaption w:val="Table 1: Check 0 split-half reliability, n = 144 heads for GPT-2 and Pythia-160M and n = 384 for Pythia-410M, at a fixed sequence length of 128 tokens with 64 documents per half. The verdict uses r_\Delta; r_{\text{stat}} here refers to self-cosine. \rho_{\max} is the attenuation factor in Equation 2."/>
       </w:tblPr>
       <w:tblGrid>
         <w:gridCol w:w="1584"/>
@@ -4359,31 +4393,30 @@
         </w:tc>
       </w:tr>
     </w:tbl>
-    <w:bookmarkEnd w:id="41"/>
-    <w:bookmarkStart w:id="42" w:name="tab:a2"/>
+    <w:bookmarkEnd w:id="42"/>
+    <w:bookmarkStart w:id="43" w:name="tab:a2"/>
     <w:p>
       <w:pPr>
         <w:pStyle w:val="TableCaption"/>
       </w:pPr>
       <w:r>
+        <w:rPr>
+          <w:b/>
+          <w:bCs/>
+        </w:rPr>
+        <w:t xml:space="preserve">Table 2:</w:t>
+      </w:r>
+      <w:r>
+        <w:t xml:space="preserve"> </w:t>
+      </w:r>
+      <w:r>
         <w:t xml:space="preserve">Spearman correlation between the structural statistic and the measured</w:t>
       </w:r>
       <w:r>
         <w:t xml:space="preserve"> </w:t>
       </w:r>
       <w:r>
-        <w:t xml:space="preserve">behavioural effect, raw and adjusted using Equation </w:t>
-      </w:r>
-      <w:hyperlink w:anchor="eq:ceiling">
-        <w:r>
-          <w:rPr>
-            <w:rStyle w:val="Hyperlink"/>
-          </w:rPr>
-          <w:t xml:space="preserve">[eq:ceiling]</w:t>
-        </w:r>
-      </w:hyperlink>
-      <w:r>
-        <w:t xml:space="preserve">.</w:t>
+        <w:t xml:space="preserve">behavioural effect, raw and adjusted using Equation 2.</w:t>
       </w:r>
       <w:r>
         <w:t xml:space="preserve"> </w:t>
@@ -4403,7 +4436,7 @@
         <w:tblStyle w:val="Table"/>
         <w:tblW w:type="auto" w:w="0"/>
         <w:tblLook w:firstRow="1" w:lastRow="0" w:firstColumn="0" w:lastColumn="0" w:noHBand="0" w:noVBand="0" w:val="0020"/>
-        <w:tblCaption w:val="Spearman correlation between the structural statistic and the measured behavioural effect, raw and adjusted using Equation [eq:ceiling]. The raw correlation uses averages over both halves; the adjustment uses each statistic’s own half-sample reliability."/>
+        <w:tblCaption w:val="Table 2: Spearman correlation between the structural statistic and the measured behavioural effect, raw and adjusted using Equation 2. The raw correlation uses averages over both halves; the adjustment uses each statistic’s own half-sample reliability."/>
       </w:tblPr>
       <w:tblGrid>
         <w:gridCol w:w="1584"/>
@@ -4987,12 +5020,22 @@
         </w:tc>
       </w:tr>
     </w:tbl>
-    <w:bookmarkEnd w:id="42"/>
-    <w:bookmarkStart w:id="43" w:name="tab:paired"/>
+    <w:bookmarkEnd w:id="43"/>
+    <w:bookmarkStart w:id="44" w:name="tab:paired"/>
     <w:p>
       <w:pPr>
         <w:pStyle w:val="TableCaption"/>
       </w:pPr>
+      <w:r>
+        <w:rPr>
+          <w:b/>
+          <w:bCs/>
+        </w:rPr>
+        <w:t xml:space="preserve">Table 3:</w:t>
+      </w:r>
+      <w:r>
+        <w:t xml:space="preserve"> </w:t>
+      </w:r>
       <w:r>
         <w:t xml:space="preserve">Check 2, eight complete paired seeds,</w:t>
       </w:r>
@@ -5122,7 +5165,7 @@
         <w:tblStyle w:val="Table"/>
         <w:tblW w:type="auto" w:w="0"/>
         <w:tblLook w:firstRow="0" w:lastRow="0" w:firstColumn="0" w:lastColumn="0" w:noHBand="0" w:noVBand="0" w:val="0000"/>
-        <w:tblCaption w:val="Check 2, eight complete paired seeds, 399\,900\,672 tokens per run. Both contrasts are against baseline. Positive \Delta means higher loss. Intervals are 95\% percentile bootstrap intervals over paired seed differences. The realised MDE uses the observed \sigma_{\text{paired}}. Holm correction does not apply to the primary endpoint."/>
+        <w:tblCaption w:val="Table 3: Check 2, eight complete paired seeds, 399\,900\,672 tokens per run. Both contrasts are against baseline. Positive \Delta means higher loss. Intervals are 95\% percentile bootstrap intervals over paired seed differences. The realised MDE uses the observed \sigma_{\text{paired}}. Holm correction does not apply to the primary endpoint."/>
       </w:tblPr>
       <w:tblGrid>
         <w:gridCol w:w="2640"/>
@@ -5698,29 +5741,31 @@
         </w:tc>
       </w:tr>
     </w:tbl>
-    <w:bookmarkEnd w:id="43"/>
-    <w:bookmarkStart w:id="47" w:name="fig:a2"/>
+    <w:bookmarkEnd w:id="44"/>
+    <w:bookmarkStart w:id="48" w:name="fig:a2"/>
     <w:p>
       <w:pPr>
         <w:pStyle w:val="CaptionedFigure"/>
+        <w:spacing w:lineRule="auto" w:line="240"/>
+        <w:jc w:val="center"/>
       </w:pPr>
       <w:r>
         <w:drawing>
           <wp:inline>
             <wp:extent cx="4928616" cy="1702359"/>
             <wp:effectExtent b="0" l="0" r="0" t="0"/>
-            <wp:docPr descr="" title="" id="45" name="Picture"/>
+            <wp:docPr descr="" title="" id="46" name="Picture"/>
             <a:graphic>
               <a:graphicData uri="http://schemas.openxmlformats.org/drawingml/2006/picture">
                 <pic:pic>
                   <pic:nvPicPr>
-                    <pic:cNvPr descr="figs/fig6_a2_scatter.png" id="46" name="Picture"/>
+                    <pic:cNvPr descr="figs/fig6_a2_scatter.png" id="47" name="Picture"/>
                     <pic:cNvPicPr>
                       <a:picLocks noChangeArrowheads="1" noChangeAspect="1"/>
                     </pic:cNvPicPr>
                   </pic:nvPicPr>
                   <pic:blipFill>
-                    <a:blip r:embed="rId44"/>
+                    <a:blip r:embed="rId45"/>
                     <a:stretch>
                       <a:fillRect/>
                     </a:stretch>
@@ -5752,6 +5797,16 @@
         <w:pStyle w:val="ImageCaption"/>
       </w:pPr>
       <w:r>
+        <w:rPr>
+          <w:b/>
+          <w:bCs/>
+        </w:rPr>
+        <w:t xml:space="preserve">Figure 1:</w:t>
+      </w:r>
+      <w:r>
+        <w:t xml:space="preserve"> </w:t>
+      </w:r>
+      <w:r>
         <w:t xml:space="preserve">Self-cosine against the loss effect of frozen-head intervention.</w:t>
       </w:r>
       <w:r>
@@ -5770,18 +5825,7 @@
         <w:t xml:space="preserve"> </w:t>
       </w:r>
       <w:r>
-        <w:t xml:space="preserve">Table </w:t>
-      </w:r>
-      <w:hyperlink w:anchor="tab:a2">
-        <w:r>
-          <w:rPr>
-            <w:rStyle w:val="Hyperlink"/>
-          </w:rPr>
-          <w:t xml:space="preserve">2</w:t>
-        </w:r>
-      </w:hyperlink>
-      <w:r>
-        <w:t xml:space="preserve">. Dashed least-squares lines are visual guides, not tests</w:t>
+        <w:t xml:space="preserve">Table 2. Dashed least-squares lines are visual guides, not tests</w:t>
       </w:r>
       <w:r>
         <w:t xml:space="preserve"> </w:t>
@@ -5790,29 +5834,31 @@
         <w:t xml:space="preserve">of significance. Vertical scales differ across panels.</w:t>
       </w:r>
     </w:p>
-    <w:bookmarkEnd w:id="47"/>
-    <w:bookmarkStart w:id="52" w:name="fig:paired"/>
+    <w:bookmarkEnd w:id="48"/>
+    <w:bookmarkStart w:id="53" w:name="fig:paired"/>
     <w:p>
       <w:pPr>
         <w:pStyle w:val="CaptionedFigure"/>
+        <w:spacing w:lineRule="auto" w:line="240"/>
+        <w:jc w:val="center"/>
       </w:pPr>
       <w:r>
         <w:drawing>
           <wp:inline>
             <wp:extent cx="2112264" cy="1712291"/>
             <wp:effectExtent b="0" l="0" r="0" t="0"/>
-            <wp:docPr descr="" title="" id="49" name="Picture"/>
+            <wp:docPr descr="" title="" id="50" name="Picture"/>
             <a:graphic>
               <a:graphicData uri="http://schemas.openxmlformats.org/drawingml/2006/picture">
                 <pic:pic>
                   <pic:nvPicPr>
-                    <pic:cNvPr descr="figs/fig2_paired_delta.png" id="50" name="Picture"/>
+                    <pic:cNvPr descr="figs/fig2_paired_delta.png" id="51" name="Picture"/>
                     <pic:cNvPicPr>
                       <a:picLocks noChangeArrowheads="1" noChangeAspect="1"/>
                     </pic:cNvPicPr>
                   </pic:nvPicPr>
                   <pic:blipFill>
-                    <a:blip r:embed="rId48"/>
+                    <a:blip r:embed="rId49"/>
                     <a:stretch>
                       <a:fillRect/>
                     </a:stretch>
@@ -5844,6 +5890,16 @@
         <w:pStyle w:val="ImageCaption"/>
       </w:pPr>
       <w:r>
+        <w:rPr>
+          <w:b/>
+          <w:bCs/>
+        </w:rPr>
+        <w:t xml:space="preserve">Figure 2:</w:t>
+      </w:r>
+      <w:r>
+        <w:t xml:space="preserve"> </w:t>
+      </w:r>
+      <w:r>
         <w:t xml:space="preserve">Paired difference in validation loss against baseline, with</w:t>
       </w:r>
       <w:r>
@@ -5937,7 +5993,7 @@
       <w:r>
         <w:t xml:space="preserve"> </w:t>
       </w:r>
-      <w:hyperlink r:id="rId51">
+      <w:hyperlink r:id="rId52">
         <w:r>
           <w:rPr>
             <w:rStyle w:val="Hyperlink"/>
@@ -5987,29 +6043,31 @@
         <w:t xml:space="preserve">target for this experiment.</w:t>
       </w:r>
     </w:p>
-    <w:bookmarkEnd w:id="52"/>
-    <w:bookmarkStart w:id="56" w:name="fig:gates"/>
+    <w:bookmarkEnd w:id="53"/>
+    <w:bookmarkStart w:id="57" w:name="fig:gates"/>
     <w:p>
       <w:pPr>
         <w:pStyle w:val="CaptionedFigure"/>
+        <w:spacing w:lineRule="auto" w:line="240"/>
+        <w:jc w:val="center"/>
       </w:pPr>
       <w:r>
         <w:drawing>
           <wp:inline>
             <wp:extent cx="2766060" cy="1581232"/>
             <wp:effectExtent b="0" l="0" r="0" t="0"/>
-            <wp:docPr descr="" title="" id="54" name="Picture"/>
+            <wp:docPr descr="" title="" id="55" name="Picture"/>
             <a:graphic>
               <a:graphicData uri="http://schemas.openxmlformats.org/drawingml/2006/picture">
                 <pic:pic>
                   <pic:nvPicPr>
-                    <pic:cNvPr descr="figs/fig1_gates.png" id="55" name="Picture"/>
+                    <pic:cNvPr descr="figs/fig1_gates.png" id="56" name="Picture"/>
                     <pic:cNvPicPr>
                       <a:picLocks noChangeArrowheads="1" noChangeAspect="1"/>
                     </pic:cNvPicPr>
                   </pic:nvPicPr>
                   <pic:blipFill>
-                    <a:blip r:embed="rId53"/>
+                    <a:blip r:embed="rId54"/>
                     <a:stretch>
                       <a:fillRect/>
                     </a:stretch>
@@ -6041,6 +6099,16 @@
         <w:pStyle w:val="ImageCaption"/>
       </w:pPr>
       <w:r>
+        <w:rPr>
+          <w:b/>
+          <w:bCs/>
+        </w:rPr>
+        <w:t xml:space="preserve">Figure 3:</w:t>
+      </w:r>
+      <w:r>
+        <w:t xml:space="preserve"> </w:t>
+      </w:r>
+      <w:r>
         <w:t xml:space="preserve">Final learned gates</w:t>
       </w:r>
       <w:r>
@@ -6107,29 +6175,31 @@
         <w:t xml:space="preserve">endpoint measurements, not gate trajectories during training.</w:t>
       </w:r>
     </w:p>
-    <w:bookmarkEnd w:id="56"/>
-    <w:bookmarkStart w:id="60" w:name="fig:ladder"/>
+    <w:bookmarkEnd w:id="57"/>
+    <w:bookmarkStart w:id="61" w:name="fig:ladder"/>
     <w:p>
       <w:pPr>
         <w:pStyle w:val="CaptionedFigure"/>
+        <w:spacing w:lineRule="auto" w:line="240"/>
+        <w:jc w:val="center"/>
       </w:pPr>
       <w:r>
         <w:drawing>
           <wp:inline>
             <wp:extent cx="2514600" cy="1602568"/>
             <wp:effectExtent b="0" l="0" r="0" t="0"/>
-            <wp:docPr descr="" title="" id="58" name="Picture"/>
+            <wp:docPr descr="" title="" id="59" name="Picture"/>
             <a:graphic>
               <a:graphicData uri="http://schemas.openxmlformats.org/drawingml/2006/picture">
                 <pic:pic>
                   <pic:nvPicPr>
-                    <pic:cNvPr descr="figs/fig3_ladder.png" id="59" name="Picture"/>
+                    <pic:cNvPr descr="figs/fig3_ladder.png" id="60" name="Picture"/>
                     <pic:cNvPicPr>
                       <a:picLocks noChangeArrowheads="1" noChangeAspect="1"/>
                     </pic:cNvPicPr>
                   </pic:nvPicPr>
                   <pic:blipFill>
-                    <a:blip r:embed="rId57"/>
+                    <a:blip r:embed="rId58"/>
                     <a:stretch>
                       <a:fillRect/>
                     </a:stretch>
@@ -6160,6 +6230,16 @@
       <w:pPr>
         <w:pStyle w:val="ImageCaption"/>
       </w:pPr>
+      <w:r>
+        <w:rPr>
+          <w:b/>
+          <w:bCs/>
+        </w:rPr>
+        <w:t xml:space="preserve">Figure 4:</w:t>
+      </w:r>
+      <w:r>
+        <w:t xml:space="preserve"> </w:t>
+      </w:r>
       <w:r>
         <w:t xml:space="preserve">Check 1 across the nine multi-head models in the ladder, every model</w:t>
       </w:r>
@@ -6302,29 +6382,31 @@
         <w:t xml:space="preserve">generally declines with scale; the excess has no monotone trend.</w:t>
       </w:r>
     </w:p>
-    <w:bookmarkEnd w:id="60"/>
-    <w:bookmarkStart w:id="64" w:name="fig:gqa"/>
+    <w:bookmarkEnd w:id="61"/>
+    <w:bookmarkStart w:id="65" w:name="fig:gqa"/>
     <w:p>
       <w:pPr>
         <w:pStyle w:val="CaptionedFigure"/>
+        <w:spacing w:lineRule="auto" w:line="240"/>
+        <w:jc w:val="center"/>
       </w:pPr>
       <w:r>
         <w:drawing>
           <wp:inline>
             <wp:extent cx="2414016" cy="1893290"/>
             <wp:effectExtent b="0" l="0" r="0" t="0"/>
-            <wp:docPr descr="" title="" id="62" name="Picture"/>
+            <wp:docPr descr="" title="" id="63" name="Picture"/>
             <a:graphic>
               <a:graphicData uri="http://schemas.openxmlformats.org/drawingml/2006/picture">
                 <pic:pic>
                   <pic:nvPicPr>
-                    <pic:cNvPr descr="figs/fig5_gqa.png" id="63" name="Picture"/>
+                    <pic:cNvPr descr="figs/fig5_gqa.png" id="64" name="Picture"/>
                     <pic:cNvPicPr>
                       <a:picLocks noChangeArrowheads="1" noChangeAspect="1"/>
                     </pic:cNvPicPr>
                   </pic:nvPicPr>
                   <pic:blipFill>
-                    <a:blip r:embed="rId61"/>
+                    <a:blip r:embed="rId62"/>
                     <a:stretch>
                       <a:fillRect/>
                     </a:stretch>
@@ -6356,6 +6438,16 @@
         <w:pStyle w:val="ImageCaption"/>
       </w:pPr>
       <w:r>
+        <w:rPr>
+          <w:b/>
+          <w:bCs/>
+        </w:rPr>
+        <w:t xml:space="preserve">Figure 5:</w:t>
+      </w:r>
+      <w:r>
+        <w:t xml:space="preserve"> </w:t>
+      </w:r>
+      <w:r>
         <w:t xml:space="preserve">Within-group against across-group excess for the three grouped-query</w:t>
       </w:r>
       <w:r>
@@ -6377,8 +6469,8 @@
         <w:t xml:space="preserve">The harness does not report this grouping contrast for multi-head models.</w:t>
       </w:r>
     </w:p>
-    <w:bookmarkEnd w:id="64"/>
-    <w:bookmarkStart w:id="65" w:name="resolvability"/>
+    <w:bookmarkEnd w:id="65"/>
+    <w:bookmarkStart w:id="66" w:name="resolvability"/>
     <w:p>
       <w:pPr>
         <w:pStyle w:val="Heading2"/>
@@ -6407,18 +6499,7 @@
         <w:t xml:space="preserve"> </w:t>
       </w:r>
       <w:r>
-        <w:t xml:space="preserve">models under the Check 0 thresholds (Table </w:t>
-      </w:r>
-      <w:hyperlink w:anchor="tab:reliability">
-        <w:r>
-          <w:rPr>
-            <w:rStyle w:val="Hyperlink"/>
-          </w:rPr>
-          <w:t xml:space="preserve">1</w:t>
-        </w:r>
-      </w:hyperlink>
-      <w:r>
-        <w:t xml:space="preserve">). None of</w:t>
+        <w:t xml:space="preserve">models under the Check 0 thresholds (Table 1). None of</w:t>
       </w:r>
       <w:r>
         <w:t xml:space="preserve"> </w:t>
@@ -6515,8 +6596,8 @@
         <w:t xml:space="preserve">with an attenuated effect.</w:t>
       </w:r>
     </w:p>
-    <w:bookmarkEnd w:id="65"/>
-    <w:bookmarkStart w:id="66" w:name="sec:a2"/>
+    <w:bookmarkEnd w:id="66"/>
+    <w:bookmarkStart w:id="67" w:name="sec:a2"/>
     <w:p>
       <w:pPr>
         <w:pStyle w:val="Heading2"/>
@@ -6545,29 +6626,7 @@
         <w:t xml:space="preserve"> </w:t>
       </w:r>
       <w:r>
-        <w:t xml:space="preserve">(Figure </w:t>
-      </w:r>
-      <w:hyperlink w:anchor="fig:a2">
-        <w:r>
-          <w:rPr>
-            <w:rStyle w:val="Hyperlink"/>
-          </w:rPr>
-          <w:t xml:space="preserve">1</w:t>
-        </w:r>
-      </w:hyperlink>
-      <w:r>
-        <w:t xml:space="preserve">, Table </w:t>
-      </w:r>
-      <w:hyperlink w:anchor="tab:a2">
-        <w:r>
-          <w:rPr>
-            <w:rStyle w:val="Hyperlink"/>
-          </w:rPr>
-          <w:t xml:space="preserve">2</w:t>
-        </w:r>
-      </w:hyperlink>
-      <w:r>
-        <w:t xml:space="preserve">). GPT-2 has a raw correlation of</w:t>
+        <w:t xml:space="preserve">(Figure 1, Table 2). GPT-2 has a raw correlation of</w:t>
       </w:r>
       <w:r>
         <w:t xml:space="preserve"> </w:t>
@@ -6750,18 +6809,7 @@
         <w:t xml:space="preserve"> </w:t>
       </w:r>
       <w:r>
-        <w:t xml:space="preserve">accompanied the rerun (Appendix </w:t>
-      </w:r>
-      <w:hyperlink w:anchor="app:deviations">
-        <w:r>
-          <w:rPr>
-            <w:rStyle w:val="Hyperlink"/>
-          </w:rPr>
-          <w:t xml:space="preserve">10</w:t>
-        </w:r>
-      </w:hyperlink>
-      <w:r>
-        <w:t xml:space="preserve">), so their individual</w:t>
+        <w:t xml:space="preserve">accompanied the rerun (Appendix C), so their individual</w:t>
       </w:r>
       <w:r>
         <w:t xml:space="preserve"> </w:t>
@@ -6770,8 +6818,8 @@
         <w:t xml:space="preserve">contributions to this difference are not isolated.</w:t>
       </w:r>
     </w:p>
-    <w:bookmarkEnd w:id="66"/>
-    <w:bookmarkStart w:id="67" w:name="sec:paired"/>
+    <w:bookmarkEnd w:id="67"/>
+    <w:bookmarkStart w:id="68" w:name="sec:paired"/>
     <w:p>
       <w:pPr>
         <w:pStyle w:val="Heading2"/>
@@ -6800,32 +6848,7 @@
         <w:t xml:space="preserve"> </w:t>
       </w:r>
       <w:r>
-        <w:t xml:space="preserve">in Table </w:t>
-      </w:r>
-      <w:hyperlink w:anchor="tab:paired">
-        <w:r>
-          <w:rPr>
-            <w:rStyle w:val="Hyperlink"/>
-          </w:rPr>
-          <w:t xml:space="preserve">3</w:t>
-        </w:r>
-      </w:hyperlink>
-      <w:r>
-        <w:t xml:space="preserve"> </w:t>
-      </w:r>
-      <w:r>
-        <w:t xml:space="preserve">and Figure </w:t>
-      </w:r>
-      <w:hyperlink w:anchor="fig:paired">
-        <w:r>
-          <w:rPr>
-            <w:rStyle w:val="Hyperlink"/>
-          </w:rPr>
-          <w:t xml:space="preserve">2</w:t>
-        </w:r>
-      </w:hyperlink>
-      <w:r>
-        <w:t xml:space="preserve">.</w:t>
+        <w:t xml:space="preserve">in Table 3 and Figure 2.</w:t>
       </w:r>
     </w:p>
     <w:p>
@@ -7096,21 +7119,7 @@
         <w:t xml:space="preserve"> </w:t>
       </w:r>
       <w:r>
-        <w:t xml:space="preserve">Equation </w:t>
-      </w:r>
-      <w:hyperlink w:anchor="eq:mde">
-        <w:r>
-          <w:rPr>
-            <w:rStyle w:val="Hyperlink"/>
-          </w:rPr>
-          <w:t xml:space="preserve">[eq:mde]</w:t>
-        </w:r>
-      </w:hyperlink>
-      <w:r>
-        <w:t xml:space="preserve"> </w:t>
-      </w:r>
-      <w:r>
-        <w:t xml:space="preserve">is</w:t>
+        <w:t xml:space="preserve">Equation 3 is</w:t>
       </w:r>
       <w:r>
         <w:t xml:space="preserve"> </w:t>
@@ -7176,21 +7185,7 @@
         <w:t xml:space="preserve"> </w:t>
       </w:r>
       <w:r>
-        <w:t xml:space="preserve">Figure </w:t>
-      </w:r>
-      <w:hyperlink w:anchor="fig:power">
-        <w:r>
-          <w:rPr>
-            <w:rStyle w:val="Hyperlink"/>
-          </w:rPr>
-          <w:t xml:space="preserve">6</w:t>
-        </w:r>
-      </w:hyperlink>
-      <w:r>
-        <w:t xml:space="preserve"> </w:t>
-      </w:r>
-      <w:r>
-        <w:t xml:space="preserve">shows sensitivity estimates for the control at both</w:t>
+        <w:t xml:space="preserve">Figure 6 shows sensitivity estimates for the control at both</w:t>
       </w:r>
       <w:r>
         <w:t xml:space="preserve"> </w:t>
@@ -7224,18 +7219,7 @@
         <w:pStyle w:val="BodyText"/>
       </w:pPr>
       <w:r>
-        <w:t xml:space="preserve">Final gates differ between arms (Figure </w:t>
-      </w:r>
-      <w:hyperlink w:anchor="fig:gates">
-        <w:r>
-          <w:rPr>
-            <w:rStyle w:val="Hyperlink"/>
-          </w:rPr>
-          <w:t xml:space="preserve">3</w:t>
-        </w:r>
-      </w:hyperlink>
-      <w:r>
-        <w:t xml:space="preserve">). XSA’s layer means</w:t>
+        <w:t xml:space="preserve">Final gates differ between arms (Figure 3). XSA’s layer means</w:t>
       </w:r>
       <w:r>
         <w:t xml:space="preserve"> </w:t>
@@ -7281,8 +7265,8 @@
         <w:t xml:space="preserve">its direction. These endpoint measurements do not explain the loss difference.</w:t>
       </w:r>
     </w:p>
-    <w:bookmarkEnd w:id="67"/>
-    <w:bookmarkStart w:id="68" w:name="sec:ladder"/>
+    <w:bookmarkEnd w:id="68"/>
+    <w:bookmarkStart w:id="69" w:name="sec:ladder"/>
     <w:p>
       <w:pPr>
         <w:pStyle w:val="Heading2"/>
@@ -7325,18 +7309,7 @@
         <w:t xml:space="preserve"> </w:t>
       </w:r>
       <w:r>
-        <w:t xml:space="preserve">declines with model size (Figure </w:t>
-      </w:r>
-      <w:hyperlink w:anchor="fig:ladder">
-        <w:r>
-          <w:rPr>
-            <w:rStyle w:val="Hyperlink"/>
-          </w:rPr>
-          <w:t xml:space="preserve">4</w:t>
-        </w:r>
-      </w:hyperlink>
-      <w:r>
-        <w:t xml:space="preserve">). It is</w:t>
+        <w:t xml:space="preserve">declines with model size (Figure 4). It is</w:t>
       </w:r>
       <w:r>
         <w:t xml:space="preserve"> </w:t>
@@ -7441,18 +7414,7 @@
         <w:t xml:space="preserve"> </w:t>
       </w:r>
       <w:r>
-        <w:t xml:space="preserve">(Figure </w:t>
-      </w:r>
-      <w:hyperlink w:anchor="fig:generality">
-        <w:r>
-          <w:rPr>
-            <w:rStyle w:val="Hyperlink"/>
-          </w:rPr>
-          <w:t xml:space="preserve">7</w:t>
-        </w:r>
-      </w:hyperlink>
-      <w:r>
-        <w:t xml:space="preserve">). Attention mass on the first token is</w:t>
+        <w:t xml:space="preserve">(Figure 7). Attention mass on the first token is</w:t>
       </w:r>
       <w:r>
         <w:t xml:space="preserve"> </w:t>
@@ -7543,8 +7505,8 @@
         <w:t xml:space="preserve">shown as blank categories.</w:t>
       </w:r>
     </w:p>
-    <w:bookmarkEnd w:id="68"/>
-    <w:bookmarkStart w:id="69" w:name="sec:gqa"/>
+    <w:bookmarkEnd w:id="69"/>
+    <w:bookmarkStart w:id="70" w:name="sec:gqa"/>
     <w:p>
       <w:pPr>
         <w:pStyle w:val="Heading2"/>
@@ -7659,18 +7621,7 @@
         <w:t xml:space="preserve"> </w:t>
       </w:r>
       <w:r>
-        <w:t xml:space="preserve">and TinyLlama-1.1B show the same signs (Figure </w:t>
-      </w:r>
-      <w:hyperlink w:anchor="fig:gqa">
-        <w:r>
-          <w:rPr>
-            <w:rStyle w:val="Hyperlink"/>
-          </w:rPr>
-          <w:t xml:space="preserve">5</w:t>
-        </w:r>
-      </w:hyperlink>
-      <w:r>
-        <w:t xml:space="preserve">). The</w:t>
+        <w:t xml:space="preserve">and TinyLlama-1.1B show the same signs (Figure 5). The</w:t>
       </w:r>
       <w:r>
         <w:t xml:space="preserve"> </w:t>
@@ -7703,9 +7654,9 @@
         <w:t xml:space="preserve">projection.</w:t>
       </w:r>
     </w:p>
-    <w:bookmarkEnd w:id="69"/>
     <w:bookmarkEnd w:id="70"/>
-    <w:bookmarkStart w:id="76" w:name="limitations"/>
+    <w:bookmarkEnd w:id="71"/>
+    <w:bookmarkStart w:id="77" w:name="limitations"/>
     <w:p>
       <w:pPr>
         <w:pStyle w:val="Heading1"/>
@@ -7723,7 +7674,7 @@
         <w:t xml:space="preserve">Limitations</w:t>
       </w:r>
     </w:p>
-    <w:bookmarkStart w:id="71" w:name="training-and-scale."/>
+    <w:bookmarkStart w:id="72" w:name="training-and-scale."/>
     <w:p>
       <w:pPr>
         <w:pStyle w:val="Heading4"/>
@@ -7802,8 +7753,8 @@
         <w:t xml:space="preserve">effects are not estimates of the same intervention.</w:t>
       </w:r>
     </w:p>
-    <w:bookmarkEnd w:id="71"/>
-    <w:bookmarkStart w:id="72" w:name="one-statistic-family."/>
+    <w:bookmarkEnd w:id="72"/>
+    <w:bookmarkStart w:id="73" w:name="one-statistic-family."/>
     <w:p>
       <w:pPr>
         <w:pStyle w:val="Heading4"/>
@@ -7838,8 +7789,8 @@
         <w:t xml:space="preserve">intervention effects. The present analysis does not test that alternative.</w:t>
       </w:r>
     </w:p>
-    <w:bookmarkEnd w:id="72"/>
-    <w:bookmarkStart w:id="73" w:name="reliability-and-correlation."/>
+    <w:bookmarkEnd w:id="73"/>
+    <w:bookmarkStart w:id="74" w:name="reliability-and-correlation."/>
     <w:p>
       <w:pPr>
         <w:pStyle w:val="Heading4"/>
@@ -7892,8 +7843,8 @@
         <w:t xml:space="preserve">scatterplot lines establish predictive accuracy.</w:t>
       </w:r>
     </w:p>
-    <w:bookmarkEnd w:id="73"/>
-    <w:bookmarkStart w:id="74" w:name="control-scope."/>
+    <w:bookmarkEnd w:id="74"/>
+    <w:bookmarkStart w:id="75" w:name="control-scope."/>
     <w:p>
       <w:pPr>
         <w:pStyle w:val="Heading4"/>
@@ -7940,8 +7891,8 @@
         <w:t xml:space="preserve">self-position information.</w:t>
       </w:r>
     </w:p>
-    <w:bookmarkEnd w:id="74"/>
-    <w:bookmarkStart w:id="75" w:name="reference-mismatch."/>
+    <w:bookmarkEnd w:id="75"/>
+    <w:bookmarkStart w:id="76" w:name="reference-mismatch."/>
     <w:p>
       <w:pPr>
         <w:pStyle w:val="Heading4"/>
@@ -8342,9 +8293,9 @@
         <w:t xml:space="preserve">reproduction of the reference triple.</w:t>
       </w:r>
     </w:p>
-    <w:bookmarkEnd w:id="75"/>
     <w:bookmarkEnd w:id="76"/>
-    <w:bookmarkStart w:id="77" w:name="research-conclusion"/>
+    <w:bookmarkEnd w:id="77"/>
+    <w:bookmarkStart w:id="90" w:name="conclusion"/>
     <w:p>
       <w:pPr>
         <w:pStyle w:val="Heading1"/>
@@ -8359,7 +8310,7 @@
         <w:tab/>
       </w:r>
       <w:r>
-        <w:t xml:space="preserve">Research Conclusion</w:t>
+        <w:t xml:space="preserve">Conclusion</w:t>
       </w:r>
     </w:p>
     <w:p>
@@ -8460,14 +8411,13 @@
         <w:t xml:space="preserve">reliable effect measurements as well as a control suited to the intervention.</w:t>
       </w:r>
     </w:p>
-    <w:bookmarkEnd w:id="77"/>
-    <w:bookmarkStart w:id="78" w:name="reproducibility-statement"/>
+    <w:bookmarkStart w:id="78" w:name="ai-use-statement"/>
     <w:p>
       <w:pPr>
-        <w:pStyle w:val="Heading1"/>
-      </w:pPr>
-      <w:r>
-        <w:t xml:space="preserve">Reproducibility Statement</w:t>
+        <w:pStyle w:val="Heading2"/>
+      </w:pPr>
+      <w:r>
+        <w:t xml:space="preserve">AI use statement</w:t>
       </w:r>
     </w:p>
     <w:p>
@@ -8475,6 +8425,459 @@
         <w:pStyle w:val="FirstParagraph"/>
       </w:pPr>
       <w:r>
+        <w:t xml:space="preserve">AI assistants were used during the development of this work. The authors</w:t>
+      </w:r>
+      <w:r>
+        <w:t xml:space="preserve"> </w:t>
+      </w:r>
+      <w:r>
+        <w:t xml:space="preserve">defined the research question, experimental design, methodological choices, and</w:t>
+      </w:r>
+      <w:r>
+        <w:t xml:space="preserve"> </w:t>
+      </w:r>
+      <w:r>
+        <w:t xml:space="preserve">interpretation of results. AI-assisted code was reviewed and validated by the</w:t>
+      </w:r>
+      <w:r>
+        <w:t xml:space="preserve"> </w:t>
+      </w:r>
+      <w:r>
+        <w:t xml:space="preserve">authors, and reported results were verified against the stored result files.</w:t>
+      </w:r>
+      <w:r>
+        <w:t xml:space="preserve"> </w:t>
+      </w:r>
+      <w:r>
+        <w:t xml:space="preserve">The authors take responsibility for every claim, citation, and number in this</w:t>
+      </w:r>
+      <w:r>
+        <w:t xml:space="preserve"> </w:t>
+      </w:r>
+      <w:r>
+        <w:t xml:space="preserve">paper. Use by category:</w:t>
+      </w:r>
+    </w:p>
+    <w:p>
+      <w:pPr>
+        <w:numPr>
+          <w:ilvl w:val="0"/>
+          <w:numId w:val="1001"/>
+        </w:numPr>
+      </w:pPr>
+      <w:r>
+        <w:rPr>
+          <w:b/>
+          <w:bCs/>
+        </w:rPr>
+        <w:t xml:space="preserve">Synthetic data.</w:t>
+      </w:r>
+      <w:r>
+        <w:t xml:space="preserve"> </w:t>
+      </w:r>
+      <w:r>
+        <w:t xml:space="preserve">None. All text is public corpora; no generated</w:t>
+      </w:r>
+      <w:r>
+        <w:t xml:space="preserve"> </w:t>
+      </w:r>
+      <w:r>
+        <w:t xml:space="preserve">data enters any result.</w:t>
+      </w:r>
+    </w:p>
+    <w:p>
+      <w:pPr>
+        <w:numPr>
+          <w:ilvl w:val="0"/>
+          <w:numId w:val="1001"/>
+        </w:numPr>
+      </w:pPr>
+      <w:r>
+        <w:rPr>
+          <w:b/>
+          <w:bCs/>
+        </w:rPr>
+        <w:t xml:space="preserve">Hypotheses.</w:t>
+      </w:r>
+      <w:r>
+        <w:t xml:space="preserve"> </w:t>
+      </w:r>
+      <w:r>
+        <w:t xml:space="preserve">Author-defined. The research question, the</w:t>
+      </w:r>
+      <w:r>
+        <w:t xml:space="preserve"> </w:t>
+      </w:r>
+      <w:r>
+        <w:t xml:space="preserve">three checks, and the pre-registered primary endpoint were specified by the</w:t>
+      </w:r>
+      <w:r>
+        <w:t xml:space="preserve"> </w:t>
+      </w:r>
+      <w:r>
+        <w:t xml:space="preserve">authors before any assistant was involved in the experimental programme.</w:t>
+      </w:r>
+    </w:p>
+    <w:p>
+      <w:pPr>
+        <w:numPr>
+          <w:ilvl w:val="0"/>
+          <w:numId w:val="1001"/>
+        </w:numPr>
+      </w:pPr>
+      <w:r>
+        <w:rPr>
+          <w:b/>
+          <w:bCs/>
+        </w:rPr>
+        <w:t xml:space="preserve">Theory, proofs, and conceptual frameworks.</w:t>
+      </w:r>
+      <w:r>
+        <w:t xml:space="preserve"> </w:t>
+      </w:r>
+      <w:r>
+        <w:t xml:space="preserve">None. The paper</w:t>
+      </w:r>
+      <w:r>
+        <w:t xml:space="preserve"> </w:t>
+      </w:r>
+      <w:r>
+        <w:t xml:space="preserve">contains no theorem or proof, and the conceptual framing of the three checks</w:t>
+      </w:r>
+      <w:r>
+        <w:t xml:space="preserve"> </w:t>
+      </w:r>
+      <w:r>
+        <w:t xml:space="preserve">is author-originated.</w:t>
+      </w:r>
+    </w:p>
+    <w:p>
+      <w:pPr>
+        <w:numPr>
+          <w:ilvl w:val="0"/>
+          <w:numId w:val="1001"/>
+        </w:numPr>
+      </w:pPr>
+      <w:r>
+        <w:rPr>
+          <w:b/>
+          <w:bCs/>
+        </w:rPr>
+        <w:t xml:space="preserve">Methodology and experiment design.</w:t>
+      </w:r>
+      <w:r>
+        <w:t xml:space="preserve"> </w:t>
+      </w:r>
+      <w:r>
+        <w:t xml:space="preserve">Author-defined. Assistants</w:t>
+      </w:r>
+      <w:r>
+        <w:t xml:space="preserve"> </w:t>
+      </w:r>
+      <w:r>
+        <w:t xml:space="preserve">enumerated candidate controls and failure modes and drafted the power and</w:t>
+      </w:r>
+      <w:r>
+        <w:t xml:space="preserve"> </w:t>
+      </w:r>
+      <w:r>
+        <w:t xml:space="preserve">token-budget arithmetic, which the authors reviewed before adoption.</w:t>
+      </w:r>
+    </w:p>
+    <w:p>
+      <w:pPr>
+        <w:numPr>
+          <w:ilvl w:val="0"/>
+          <w:numId w:val="1001"/>
+        </w:numPr>
+      </w:pPr>
+      <w:r>
+        <w:rPr>
+          <w:b/>
+          <w:bCs/>
+        </w:rPr>
+        <w:t xml:space="preserve">Core code.</w:t>
+      </w:r>
+      <w:r>
+        <w:t xml:space="preserve"> </w:t>
+      </w:r>
+      <w:r>
+        <w:t xml:space="preserve">Assistant-written under author direction: the</w:t>
+      </w:r>
+      <w:r>
+        <w:t xml:space="preserve"> </w:t>
+      </w:r>
+      <w:r>
+        <w:t xml:space="preserve">intervention, null sampling, the reconstruction gate, the statistical</w:t>
+      </w:r>
+      <w:r>
+        <w:t xml:space="preserve"> </w:t>
+      </w:r>
+      <w:r>
+        <w:t xml:space="preserve">routines, the experiment drivers, and the tests. The authors reviewed it and</w:t>
+      </w:r>
+      <w:r>
+        <w:t xml:space="preserve"> </w:t>
+      </w:r>
+      <w:r>
+        <w:t xml:space="preserve">specified the guards. Defects found this way are recorded in the repository.</w:t>
+      </w:r>
+    </w:p>
+    <w:p>
+      <w:pPr>
+        <w:numPr>
+          <w:ilvl w:val="0"/>
+          <w:numId w:val="1001"/>
+        </w:numPr>
+      </w:pPr>
+      <w:r>
+        <w:rPr>
+          <w:b/>
+          <w:bCs/>
+        </w:rPr>
+        <w:t xml:space="preserve">Data cleaning and analysis.</w:t>
+      </w:r>
+      <w:r>
+        <w:t xml:space="preserve"> </w:t>
+      </w:r>
+      <w:r>
+        <w:t xml:space="preserve">Assistant-implemented from</w:t>
+      </w:r>
+      <w:r>
+        <w:t xml:space="preserve"> </w:t>
+      </w:r>
+      <w:r>
+        <w:t xml:space="preserve">author-specified definitions. Every table cell and manifest claim is</w:t>
+      </w:r>
+      <w:r>
+        <w:t xml:space="preserve"> </w:t>
+      </w:r>
+      <w:r>
+        <w:t xml:space="preserve">recomputed from the stored files by a checker rather than transcribed.</w:t>
+      </w:r>
+    </w:p>
+    <w:p>
+      <w:pPr>
+        <w:numPr>
+          <w:ilvl w:val="0"/>
+          <w:numId w:val="1001"/>
+        </w:numPr>
+      </w:pPr>
+      <w:r>
+        <w:rPr>
+          <w:b/>
+          <w:bCs/>
+        </w:rPr>
+        <w:t xml:space="preserve">Interpreting results.</w:t>
+      </w:r>
+      <w:r>
+        <w:t xml:space="preserve"> </w:t>
+      </w:r>
+      <w:r>
+        <w:t xml:space="preserve">Author-owned. Assistants were used</w:t>
+      </w:r>
+      <w:r>
+        <w:t xml:space="preserve"> </w:t>
+      </w:r>
+      <w:r>
+        <w:t xml:space="preserve">adversarially against the draft, and a second model from a different vendor</w:t>
+      </w:r>
+      <w:r>
+        <w:t xml:space="preserve"> </w:t>
+      </w:r>
+      <w:r>
+        <w:t xml:space="preserve">reviewed the analysis; both surfaced errors the authors then corrected,</w:t>
+      </w:r>
+      <w:r>
+        <w:t xml:space="preserve"> </w:t>
+      </w:r>
+      <w:r>
+        <w:t xml:space="preserve">including a reversed sign convention in an earlier draft.</w:t>
+      </w:r>
+    </w:p>
+    <w:p>
+      <w:pPr>
+        <w:numPr>
+          <w:ilvl w:val="0"/>
+          <w:numId w:val="1001"/>
+        </w:numPr>
+      </w:pPr>
+      <w:r>
+        <w:rPr>
+          <w:b/>
+          <w:bCs/>
+        </w:rPr>
+        <w:t xml:space="preserve">Figures.</w:t>
+      </w:r>
+      <w:r>
+        <w:t xml:space="preserve"> </w:t>
+      </w:r>
+      <w:r>
+        <w:t xml:space="preserve">All figure code is assistant-written and reads only</w:t>
+      </w:r>
+      <w:r>
+        <w:t xml:space="preserve"> </w:t>
+      </w:r>
+      <w:r>
+        <w:t xml:space="preserve">from the stored result files. No figure content was drawn or edited by hand.</w:t>
+      </w:r>
+    </w:p>
+    <w:p>
+      <w:pPr>
+        <w:numPr>
+          <w:ilvl w:val="0"/>
+          <w:numId w:val="1001"/>
+        </w:numPr>
+      </w:pPr>
+      <w:r>
+        <w:rPr>
+          <w:b/>
+          <w:bCs/>
+        </w:rPr>
+        <w:t xml:space="preserve">Writing and editing.</w:t>
+      </w:r>
+      <w:r>
+        <w:t xml:space="preserve"> </w:t>
+      </w:r>
+      <w:r>
+        <w:t xml:space="preserve">The manuscript was drafted with assistant</w:t>
+      </w:r>
+      <w:r>
+        <w:t xml:space="preserve"> </w:t>
+      </w:r>
+      <w:r>
+        <w:t xml:space="preserve">help and revised by the authors, who also used assistants to check the draft</w:t>
+      </w:r>
+      <w:r>
+        <w:t xml:space="preserve"> </w:t>
+      </w:r>
+      <w:r>
+        <w:t xml:space="preserve">against the archived results and the cited sources.</w:t>
+      </w:r>
+    </w:p>
+    <w:p>
+      <w:pPr>
+        <w:numPr>
+          <w:ilvl w:val="0"/>
+          <w:numId w:val="1001"/>
+        </w:numPr>
+      </w:pPr>
+      <w:r>
+        <w:rPr>
+          <w:b/>
+          <w:bCs/>
+        </w:rPr>
+        <w:t xml:space="preserve">Translation.</w:t>
+      </w:r>
+      <w:r>
+        <w:t xml:space="preserve"> </w:t>
+      </w:r>
+      <w:r>
+        <w:t xml:space="preserve">None. The work was written in English throughout.</w:t>
+      </w:r>
+    </w:p>
+    <w:p>
+      <w:pPr>
+        <w:numPr>
+          <w:ilvl w:val="0"/>
+          <w:numId w:val="1001"/>
+        </w:numPr>
+      </w:pPr>
+      <w:r>
+        <w:rPr>
+          <w:b/>
+          <w:bCs/>
+        </w:rPr>
+        <w:t xml:space="preserve">Literature search, references, and structure.</w:t>
+      </w:r>
+      <w:r>
+        <w:t xml:space="preserve"> </w:t>
+      </w:r>
+      <w:r>
+        <w:t xml:space="preserve">Assistants were</w:t>
+      </w:r>
+      <w:r>
+        <w:t xml:space="preserve"> </w:t>
+      </w:r>
+      <w:r>
+        <w:t xml:space="preserve">used for literature search and summarisation, reference formatting, and</w:t>
+      </w:r>
+      <w:r>
+        <w:t xml:space="preserve"> </w:t>
+      </w:r>
+      <w:r>
+        <w:t xml:space="preserve">suggestions on section structure and title wording. The authors verified every</w:t>
+      </w:r>
+      <w:r>
+        <w:t xml:space="preserve"> </w:t>
+      </w:r>
+      <w:r>
+        <w:t xml:space="preserve">cited work against its original source.</w:t>
+      </w:r>
+    </w:p>
+    <w:bookmarkEnd w:id="78"/>
+    <w:bookmarkStart w:id="79" w:name="ethics-statement"/>
+    <w:p>
+      <w:pPr>
+        <w:pStyle w:val="Heading2"/>
+      </w:pPr>
+      <w:r>
+        <w:t xml:space="preserve">Ethics statement</w:t>
+      </w:r>
+    </w:p>
+    <w:p>
+      <w:pPr>
+        <w:pStyle w:val="FirstParagraph"/>
+      </w:pPr>
+      <w:r>
+        <w:t xml:space="preserve">This work analyses the internal structure of publicly released pretrained</w:t>
+      </w:r>
+      <w:r>
+        <w:t xml:space="preserve"> </w:t>
+      </w:r>
+      <w:r>
+        <w:t xml:space="preserve">language models and trains small models from scratch on public text. It</w:t>
+      </w:r>
+      <w:r>
+        <w:t xml:space="preserve"> </w:t>
+      </w:r>
+      <w:r>
+        <w:t xml:space="preserve">introduces no new data collection, no human subjects, and no deployed system.</w:t>
+      </w:r>
+      <w:r>
+        <w:t xml:space="preserve"> </w:t>
+      </w:r>
+      <w:r>
+        <w:t xml:space="preserve">The small-model training result does not establish that attention components</w:t>
+      </w:r>
+      <w:r>
+        <w:t xml:space="preserve"> </w:t>
+      </w:r>
+      <w:r>
+        <w:t xml:space="preserve">can be pruned safely in deployed models. Any such use requires evaluation in</w:t>
+      </w:r>
+      <w:r>
+        <w:t xml:space="preserve"> </w:t>
+      </w:r>
+      <w:r>
+        <w:t xml:space="preserve">the intended model and setting.</w:t>
+      </w:r>
+    </w:p>
+    <w:bookmarkEnd w:id="79"/>
+    <w:bookmarkStart w:id="89" w:name="reproducibility-statement"/>
+    <w:p>
+      <w:pPr>
+        <w:pStyle w:val="Heading2"/>
+      </w:pPr>
+      <w:r>
+        <w:t xml:space="preserve">Reproducibility statement</w:t>
+      </w:r>
+    </w:p>
+    <w:p>
+      <w:pPr>
+        <w:pStyle w:val="FirstParagraph"/>
+      </w:pPr>
+      <w:r>
         <w:t xml:space="preserve">The repository contains per-run factorial records, paired-test summaries,</w:t>
       </w:r>
       <w:r>
@@ -8505,7 +8908,21 @@
         <w:t xml:space="preserve"> </w:t>
       </w:r>
       <w:r>
-        <w:t xml:space="preserve">as such.</w:t>
+        <w:t xml:space="preserve">as such. An anonymised copy of the repository is available at</w:t>
+      </w:r>
+      <w:r>
+        <w:t xml:space="preserve"> </w:t>
+      </w:r>
+      <w:hyperlink r:id="rId80">
+        <w:r>
+          <w:rPr>
+            <w:rStyle w:val="Hyperlink"/>
+          </w:rPr>
+          <w:t xml:space="preserve">ANONYMOUS-ARTIFACT-URL</w:t>
+        </w:r>
+      </w:hyperlink>
+      <w:r>
+        <w:t xml:space="preserve">.</w:t>
       </w:r>
     </w:p>
     <w:p>
@@ -8631,403 +9048,30 @@
         <w:t xml:space="preserve">All 31 reproduce at the commit this manuscript was built from.</w:t>
       </w:r>
     </w:p>
-    <w:bookmarkEnd w:id="78"/>
-    <w:bookmarkStart w:id="79" w:name="ethics-statement"/>
+    <w:bookmarkStart w:id="84" w:name="fig:power"/>
     <w:p>
       <w:pPr>
-        <w:pStyle w:val="Heading1"/>
-      </w:pPr>
-      <w:r>
-        <w:t xml:space="preserve">Ethics Statement</w:t>
-      </w:r>
-    </w:p>
-    <w:p>
-      <w:pPr>
-        <w:pStyle w:val="FirstParagraph"/>
-      </w:pPr>
-      <w:r>
-        <w:t xml:space="preserve">This work analyses the internal structure of publicly released pretrained</w:t>
-      </w:r>
-      <w:r>
-        <w:t xml:space="preserve"> </w:t>
-      </w:r>
-      <w:r>
-        <w:t xml:space="preserve">language models and trains small models from scratch on public text. It</w:t>
-      </w:r>
-      <w:r>
-        <w:t xml:space="preserve"> </w:t>
-      </w:r>
-      <w:r>
-        <w:t xml:space="preserve">introduces no new data collection, no human subjects, and no deployed system.</w:t>
-      </w:r>
-      <w:r>
-        <w:t xml:space="preserve"> </w:t>
-      </w:r>
-      <w:r>
-        <w:t xml:space="preserve">The small-model training result does not establish that attention components</w:t>
-      </w:r>
-      <w:r>
-        <w:t xml:space="preserve"> </w:t>
-      </w:r>
-      <w:r>
-        <w:t xml:space="preserve">can be pruned safely in deployed models. Any such use requires evaluation in</w:t>
-      </w:r>
-      <w:r>
-        <w:t xml:space="preserve"> </w:t>
-      </w:r>
-      <w:r>
-        <w:t xml:space="preserve">the intended model and setting.</w:t>
-      </w:r>
-    </w:p>
-    <w:bookmarkEnd w:id="79"/>
-    <w:bookmarkStart w:id="88" w:name="ai-assistance"/>
-    <w:p>
-      <w:pPr>
-        <w:pStyle w:val="Heading1"/>
-      </w:pPr>
-      <w:r>
-        <w:t xml:space="preserve">AI Assistance</w:t>
-      </w:r>
-    </w:p>
-    <w:p>
-      <w:pPr>
-        <w:pStyle w:val="FirstParagraph"/>
-      </w:pPr>
-      <w:r>
-        <w:t xml:space="preserve">AI assistants were used during the development of this work. The authors</w:t>
-      </w:r>
-      <w:r>
-        <w:t xml:space="preserve"> </w:t>
-      </w:r>
-      <w:r>
-        <w:t xml:space="preserve">defined the research question, experimental design, methodological choices, and</w:t>
-      </w:r>
-      <w:r>
-        <w:t xml:space="preserve"> </w:t>
-      </w:r>
-      <w:r>
-        <w:t xml:space="preserve">interpretation of results. AI-assisted code was reviewed and validated by the</w:t>
-      </w:r>
-      <w:r>
-        <w:t xml:space="preserve"> </w:t>
-      </w:r>
-      <w:r>
-        <w:t xml:space="preserve">authors, and reported results were verified against the stored result files.</w:t>
-      </w:r>
-      <w:r>
-        <w:t xml:space="preserve"> </w:t>
-      </w:r>
-      <w:r>
-        <w:t xml:space="preserve">The authors take responsibility for every claim, citation, and number in this</w:t>
-      </w:r>
-      <w:r>
-        <w:t xml:space="preserve"> </w:t>
-      </w:r>
-      <w:r>
-        <w:t xml:space="preserve">paper. Use by category:</w:t>
-      </w:r>
-    </w:p>
-    <w:p>
-      <w:pPr>
-        <w:numPr>
-          <w:ilvl w:val="0"/>
-          <w:numId w:val="1001"/>
-        </w:numPr>
-      </w:pPr>
-      <w:r>
-        <w:rPr>
-          <w:b/>
-          <w:bCs/>
-        </w:rPr>
-        <w:t xml:space="preserve">Synthetic data.</w:t>
-      </w:r>
-      <w:r>
-        <w:t xml:space="preserve"> </w:t>
-      </w:r>
-      <w:r>
-        <w:t xml:space="preserve">None. All text is public corpora; no generated</w:t>
-      </w:r>
-      <w:r>
-        <w:t xml:space="preserve"> </w:t>
-      </w:r>
-      <w:r>
-        <w:t xml:space="preserve">data enters any result.</w:t>
-      </w:r>
-    </w:p>
-    <w:p>
-      <w:pPr>
-        <w:numPr>
-          <w:ilvl w:val="0"/>
-          <w:numId w:val="1001"/>
-        </w:numPr>
-      </w:pPr>
-      <w:r>
-        <w:rPr>
-          <w:b/>
-          <w:bCs/>
-        </w:rPr>
-        <w:t xml:space="preserve">Theory and proofs.</w:t>
-      </w:r>
-      <w:r>
-        <w:t xml:space="preserve"> </w:t>
-      </w:r>
-      <w:r>
-        <w:t xml:space="preserve">None. The paper contains no theorem or</w:t>
-      </w:r>
-      <w:r>
-        <w:t xml:space="preserve"> </w:t>
-      </w:r>
-      <w:r>
-        <w:t xml:space="preserve">proof.</w:t>
-      </w:r>
-    </w:p>
-    <w:p>
-      <w:pPr>
-        <w:numPr>
-          <w:ilvl w:val="0"/>
-          <w:numId w:val="1001"/>
-        </w:numPr>
-      </w:pPr>
-      <w:r>
-        <w:rPr>
-          <w:b/>
-          <w:bCs/>
-        </w:rPr>
-        <w:t xml:space="preserve">Methodology and experiment design.</w:t>
-      </w:r>
-      <w:r>
-        <w:t xml:space="preserve"> </w:t>
-      </w:r>
-      <w:r>
-        <w:t xml:space="preserve">Author-defined. Assistants</w:t>
-      </w:r>
-      <w:r>
-        <w:t xml:space="preserve"> </w:t>
-      </w:r>
-      <w:r>
-        <w:t xml:space="preserve">enumerated candidate controls and failure modes and drafted the power and</w:t>
-      </w:r>
-      <w:r>
-        <w:t xml:space="preserve"> </w:t>
-      </w:r>
-      <w:r>
-        <w:t xml:space="preserve">token-budget arithmetic, which the authors reviewed before adoption.</w:t>
-      </w:r>
-    </w:p>
-    <w:p>
-      <w:pPr>
-        <w:numPr>
-          <w:ilvl w:val="0"/>
-          <w:numId w:val="1001"/>
-        </w:numPr>
-      </w:pPr>
-      <w:r>
-        <w:rPr>
-          <w:b/>
-          <w:bCs/>
-        </w:rPr>
-        <w:t xml:space="preserve">Core code.</w:t>
-      </w:r>
-      <w:r>
-        <w:t xml:space="preserve"> </w:t>
-      </w:r>
-      <w:r>
-        <w:t xml:space="preserve">Assistant-written under author direction: the</w:t>
-      </w:r>
-      <w:r>
-        <w:t xml:space="preserve"> </w:t>
-      </w:r>
-      <w:r>
-        <w:t xml:space="preserve">intervention, null sampling, the reconstruction gate, the statistical</w:t>
-      </w:r>
-      <w:r>
-        <w:t xml:space="preserve"> </w:t>
-      </w:r>
-      <w:r>
-        <w:t xml:space="preserve">routines, the experiment drivers, and the tests. The authors reviewed it and</w:t>
-      </w:r>
-      <w:r>
-        <w:t xml:space="preserve"> </w:t>
-      </w:r>
-      <w:r>
-        <w:t xml:space="preserve">specified the guards. Defects found this way are recorded in the repository.</w:t>
-      </w:r>
-    </w:p>
-    <w:p>
-      <w:pPr>
-        <w:numPr>
-          <w:ilvl w:val="0"/>
-          <w:numId w:val="1001"/>
-        </w:numPr>
-      </w:pPr>
-      <w:r>
-        <w:rPr>
-          <w:b/>
-          <w:bCs/>
-        </w:rPr>
-        <w:t xml:space="preserve">Data cleaning and analysis.</w:t>
-      </w:r>
-      <w:r>
-        <w:t xml:space="preserve"> </w:t>
-      </w:r>
-      <w:r>
-        <w:t xml:space="preserve">Assistant-implemented from</w:t>
-      </w:r>
-      <w:r>
-        <w:t xml:space="preserve"> </w:t>
-      </w:r>
-      <w:r>
-        <w:t xml:space="preserve">author-specified definitions. Every table cell and manifest claim is</w:t>
-      </w:r>
-      <w:r>
-        <w:t xml:space="preserve"> </w:t>
-      </w:r>
-      <w:r>
-        <w:t xml:space="preserve">recomputed from the stored files by a checker rather than transcribed.</w:t>
-      </w:r>
-    </w:p>
-    <w:p>
-      <w:pPr>
-        <w:numPr>
-          <w:ilvl w:val="0"/>
-          <w:numId w:val="1001"/>
-        </w:numPr>
-      </w:pPr>
-      <w:r>
-        <w:rPr>
-          <w:b/>
-          <w:bCs/>
-        </w:rPr>
-        <w:t xml:space="preserve">Interpreting results.</w:t>
-      </w:r>
-      <w:r>
-        <w:t xml:space="preserve"> </w:t>
-      </w:r>
-      <w:r>
-        <w:t xml:space="preserve">Author-owned. Assistants were used</w:t>
-      </w:r>
-      <w:r>
-        <w:t xml:space="preserve"> </w:t>
-      </w:r>
-      <w:r>
-        <w:t xml:space="preserve">adversarially against the draft, and a second model from a different vendor</w:t>
-      </w:r>
-      <w:r>
-        <w:t xml:space="preserve"> </w:t>
-      </w:r>
-      <w:r>
-        <w:t xml:space="preserve">reviewed the analysis; both surfaced errors the authors then corrected,</w:t>
-      </w:r>
-      <w:r>
-        <w:t xml:space="preserve"> </w:t>
-      </w:r>
-      <w:r>
-        <w:t xml:space="preserve">including a reversed sign convention in an earlier draft.</w:t>
-      </w:r>
-    </w:p>
-    <w:p>
-      <w:pPr>
-        <w:numPr>
-          <w:ilvl w:val="0"/>
-          <w:numId w:val="1001"/>
-        </w:numPr>
-      </w:pPr>
-      <w:r>
-        <w:rPr>
-          <w:b/>
-          <w:bCs/>
-        </w:rPr>
-        <w:t xml:space="preserve">Figures.</w:t>
-      </w:r>
-      <w:r>
-        <w:t xml:space="preserve"> </w:t>
-      </w:r>
-      <w:r>
-        <w:t xml:space="preserve">All figure code is assistant-written and reads only</w:t>
-      </w:r>
-      <w:r>
-        <w:t xml:space="preserve"> </w:t>
-      </w:r>
-      <w:r>
-        <w:t xml:space="preserve">from the stored result files. No figure content was drawn or edited by hand.</w:t>
-      </w:r>
-    </w:p>
-    <w:p>
-      <w:pPr>
-        <w:numPr>
-          <w:ilvl w:val="0"/>
-          <w:numId w:val="1001"/>
-        </w:numPr>
-      </w:pPr>
-      <w:r>
-        <w:rPr>
-          <w:b/>
-          <w:bCs/>
-        </w:rPr>
-        <w:t xml:space="preserve">Writing and editing.</w:t>
-      </w:r>
-      <w:r>
-        <w:t xml:space="preserve"> </w:t>
-      </w:r>
-      <w:r>
-        <w:t xml:space="preserve">The manuscript was drafted with assistant</w:t>
-      </w:r>
-      <w:r>
-        <w:t xml:space="preserve"> </w:t>
-      </w:r>
-      <w:r>
-        <w:t xml:space="preserve">help and revised by the authors, who also used assistants to check the draft</w:t>
-      </w:r>
-      <w:r>
-        <w:t xml:space="preserve"> </w:t>
-      </w:r>
-      <w:r>
-        <w:t xml:space="preserve">against the archived results and the cited sources.</w:t>
-      </w:r>
-    </w:p>
-    <w:p>
-      <w:pPr>
-        <w:numPr>
-          <w:ilvl w:val="0"/>
-          <w:numId w:val="1001"/>
-        </w:numPr>
-      </w:pPr>
-      <w:r>
-        <w:rPr>
-          <w:b/>
-          <w:bCs/>
-        </w:rPr>
-        <w:t xml:space="preserve">Translation.</w:t>
-      </w:r>
-      <w:r>
-        <w:t xml:space="preserve"> </w:t>
-      </w:r>
-      <w:r>
-        <w:t xml:space="preserve">None. The work was written in English throughout.</w:t>
-      </w:r>
-    </w:p>
-    <w:bookmarkStart w:id="83" w:name="fig:power"/>
-    <w:p>
-      <w:pPr>
         <w:pStyle w:val="CaptionedFigure"/>
+        <w:spacing w:lineRule="auto" w:line="240"/>
+        <w:jc w:val="center"/>
       </w:pPr>
       <w:r>
         <w:drawing>
           <wp:inline>
             <wp:extent cx="2514600" cy="1633698"/>
             <wp:effectExtent b="0" l="0" r="0" t="0"/>
-            <wp:docPr descr="" title="" id="81" name="Picture"/>
+            <wp:docPr descr="" title="" id="82" name="Picture"/>
             <a:graphic>
               <a:graphicData uri="http://schemas.openxmlformats.org/drawingml/2006/picture">
                 <pic:pic>
                   <pic:nvPicPr>
-                    <pic:cNvPr descr="figs/fig7_power.png" id="82" name="Picture"/>
+                    <pic:cNvPr descr="figs/fig7_power.png" id="83" name="Picture"/>
                     <pic:cNvPicPr>
                       <a:picLocks noChangeArrowheads="1" noChangeAspect="1"/>
                     </pic:cNvPicPr>
                   </pic:nvPicPr>
                   <pic:blipFill>
-                    <a:blip r:embed="rId80"/>
+                    <a:blip r:embed="rId81"/>
                     <a:stretch>
                       <a:fillRect/>
                     </a:stretch>
@@ -9059,6 +9103,16 @@
         <w:pStyle w:val="ImageCaption"/>
       </w:pPr>
       <w:r>
+        <w:rPr>
+          <w:b/>
+          <w:bCs/>
+        </w:rPr>
+        <w:t xml:space="preserve">Figure 6:</w:t>
+      </w:r>
+      <w:r>
+        <w:t xml:space="preserve"> </w:t>
+      </w:r>
+      <w:r>
         <w:t xml:space="preserve">Approximate MDE for the</w:t>
       </w:r>
       <w:r>
@@ -9115,43 +9169,34 @@
         <w:t xml:space="preserve"> </w:t>
       </w:r>
       <w:r>
-        <w:t xml:space="preserve">Figure </w:t>
-      </w:r>
-      <w:hyperlink w:anchor="fig:paired">
-        <w:r>
-          <w:rPr>
-            <w:rStyle w:val="Hyperlink"/>
-          </w:rPr>
-          <w:t xml:space="preserve">2</w:t>
-        </w:r>
-      </w:hyperlink>
-      <w:r>
-        <w:t xml:space="preserve">.</w:t>
+        <w:t xml:space="preserve">Figure 2.</w:t>
       </w:r>
     </w:p>
-    <w:bookmarkEnd w:id="83"/>
-    <w:bookmarkStart w:id="87" w:name="fig:generality"/>
+    <w:bookmarkEnd w:id="84"/>
+    <w:bookmarkStart w:id="88" w:name="fig:generality"/>
     <w:p>
       <w:pPr>
         <w:pStyle w:val="CaptionedFigure"/>
+        <w:spacing w:lineRule="auto" w:line="240"/>
+        <w:jc w:val="center"/>
       </w:pPr>
       <w:r>
         <w:drawing>
           <wp:inline>
             <wp:extent cx="2414016" cy="1678003"/>
             <wp:effectExtent b="0" l="0" r="0" t="0"/>
-            <wp:docPr descr="" title="" id="85" name="Picture"/>
+            <wp:docPr descr="" title="" id="86" name="Picture"/>
             <a:graphic>
               <a:graphicData uri="http://schemas.openxmlformats.org/drawingml/2006/picture">
                 <pic:pic>
                   <pic:nvPicPr>
-                    <pic:cNvPr descr="figs/fig4_generality.png" id="86" name="Picture"/>
+                    <pic:cNvPr descr="figs/fig4_generality.png" id="87" name="Picture"/>
                     <pic:cNvPicPr>
                       <a:picLocks noChangeArrowheads="1" noChangeAspect="1"/>
                     </pic:cNvPicPr>
                   </pic:nvPicPr>
                   <pic:blipFill>
-                    <a:blip r:embed="rId84"/>
+                    <a:blip r:embed="rId85"/>
                     <a:stretch>
                       <a:fillRect/>
                     </a:stretch>
@@ -9183,6 +9228,16 @@
         <w:pStyle w:val="ImageCaption"/>
       </w:pPr>
       <w:r>
+        <w:rPr>
+          <w:b/>
+          <w:bCs/>
+        </w:rPr>
+        <w:t xml:space="preserve">Figure 7:</w:t>
+      </w:r>
+      <w:r>
+        <w:t xml:space="preserve"> </w:t>
+      </w:r>
+      <w:r>
         <w:t xml:space="preserve">Observed statistics and their respective nulls for two GPT-2</w:t>
       </w:r>
       <w:r>
@@ -9216,9 +9271,10 @@
         <w:t xml:space="preserve">models, and the other requires a vision-model harness.</w:t>
       </w:r>
     </w:p>
-    <w:bookmarkEnd w:id="87"/>
     <w:bookmarkEnd w:id="88"/>
-    <w:bookmarkStart w:id="89" w:name="app:arms"/>
+    <w:bookmarkEnd w:id="89"/>
+    <w:bookmarkEnd w:id="90"/>
+    <w:bookmarkStart w:id="91" w:name="app:arms"/>
     <w:p>
       <w:pPr>
         <w:pStyle w:val="Heading1"/>
@@ -9271,18 +9327,7 @@
         <w:t xml:space="preserve"> </w:t>
       </w:r>
       <w:r>
-        <w:t xml:space="preserve">Equation </w:t>
-      </w:r>
-      <w:hyperlink w:anchor="eq:xsa">
-        <w:r>
-          <w:rPr>
-            <w:rStyle w:val="Hyperlink"/>
-          </w:rPr>
-          <w:t xml:space="preserve">[eq:xsa]</w:t>
-        </w:r>
-      </w:hyperlink>
-      <w:r>
-        <w:t xml:space="preserve">, with a learned gate in the factorial and a unit</w:t>
+        <w:t xml:space="preserve">Equation 1, with a learned gate in the factorial and a unit</w:t>
       </w:r>
       <w:r>
         <w:t xml:space="preserve"> </w:t>
@@ -9433,8 +9478,8 @@
         <w:t xml:space="preserve">These implementations should not be read as completed experimental arms.</w:t>
       </w:r>
     </w:p>
-    <w:bookmarkEnd w:id="89"/>
-    <w:bookmarkStart w:id="90" w:name="app:budget"/>
+    <w:bookmarkEnd w:id="91"/>
+    <w:bookmarkStart w:id="92" w:name="app:budget"/>
     <w:p>
       <w:pPr>
         <w:pStyle w:val="Heading1"/>
@@ -9484,8 +9529,8 @@
         <w:t xml:space="preserve">$15.58.</w:t>
       </w:r>
     </w:p>
-    <w:bookmarkEnd w:id="90"/>
-    <w:bookmarkStart w:id="103" w:name="app:deviations"/>
+    <w:bookmarkEnd w:id="92"/>
+    <w:bookmarkStart w:id="108" w:name="app:deviations"/>
     <w:p>
       <w:pPr>
         <w:pStyle w:val="Heading1"/>
@@ -9660,8 +9705,8 @@
         <w:t xml:space="preserve">Earlier outputs are retained for comparison.</w:t>
       </w:r>
     </w:p>
-    <w:bookmarkStart w:id="102" w:name="refs"/>
-    <w:bookmarkStart w:id="91" w:name="ref-ainslie2023gqa"/>
+    <w:bookmarkStart w:id="107" w:name="refs"/>
+    <w:bookmarkStart w:id="93" w:name="ref-ainslie2023gqa"/>
     <w:p>
       <w:pPr>
         <w:pStyle w:val="Bibliography"/>
@@ -9695,8 +9740,8 @@
         <w:t xml:space="preserve">.</w:t>
       </w:r>
     </w:p>
-    <w:bookmarkEnd w:id="91"/>
-    <w:bookmarkStart w:id="92" w:name="ref-biderman2023pythia"/>
+    <w:bookmarkEnd w:id="93"/>
+    <w:bookmarkStart w:id="94" w:name="ref-biderman2023pythia"/>
     <w:p>
       <w:pPr>
         <w:pStyle w:val="Bibliography"/>
@@ -9724,8 +9769,8 @@
         <w:t xml:space="preserve">.</w:t>
       </w:r>
     </w:p>
-    <w:bookmarkEnd w:id="92"/>
-    <w:bookmarkStart w:id="93" w:name="ref-elhage2021mathematical"/>
+    <w:bookmarkEnd w:id="94"/>
+    <w:bookmarkStart w:id="95" w:name="ref-elhage2021mathematical"/>
     <w:p>
       <w:pPr>
         <w:pStyle w:val="Bibliography"/>
@@ -9753,8 +9798,8 @@
         <w:t xml:space="preserve">.</w:t>
       </w:r>
     </w:p>
-    <w:bookmarkEnd w:id="93"/>
-    <w:bookmarkStart w:id="94" w:name="ref-ethayarajh2019contextual"/>
+    <w:bookmarkEnd w:id="95"/>
+    <w:bookmarkStart w:id="96" w:name="ref-ethayarajh2019contextual"/>
     <w:p>
       <w:pPr>
         <w:pStyle w:val="Bibliography"/>
@@ -9812,8 +9857,8 @@
         <w:t xml:space="preserve">.</w:t>
       </w:r>
     </w:p>
-    <w:bookmarkEnd w:id="94"/>
-    <w:bookmarkStart w:id="95" w:name="ref-holm1979simple"/>
+    <w:bookmarkEnd w:id="96"/>
+    <w:bookmarkStart w:id="97" w:name="ref-holm1979simple"/>
     <w:p>
       <w:pPr>
         <w:pStyle w:val="Bibliography"/>
@@ -9844,8 +9889,57 @@
         <w:t xml:space="preserve">6 (2): 65–70.</w:t>
       </w:r>
     </w:p>
-    <w:bookmarkEnd w:id="95"/>
-    <w:bookmarkStart w:id="96" w:name="ref-michel2019sixteen"/>
+    <w:bookmarkEnd w:id="97"/>
+    <w:bookmarkStart w:id="99" w:name="ref-machina2024anisotropy"/>
+    <w:p>
+      <w:pPr>
+        <w:pStyle w:val="Bibliography"/>
+      </w:pPr>
+      <w:r>
+        <w:t xml:space="preserve">Machina, Anemily, and Robert Mercer. 2024.</w:t>
+      </w:r>
+      <w:r>
+        <w:t xml:space="preserve"> </w:t>
+      </w:r>
+      <w:r>
+        <w:t xml:space="preserve">“Anisotropy Is Not Inherent to Transformers.”</w:t>
+      </w:r>
+      <w:r>
+        <w:t xml:space="preserve"> </w:t>
+      </w:r>
+      <w:r>
+        <w:t xml:space="preserve">In</w:t>
+      </w:r>
+      <w:r>
+        <w:t xml:space="preserve"> </w:t>
+      </w:r>
+      <w:r>
+        <w:rPr>
+          <w:i/>
+          <w:iCs/>
+        </w:rPr>
+        <w:t xml:space="preserve">Proceedings of the 2024 Conference of the North American Chapter of the Association for Computational Linguistics: Human Language Technologies (Volume 1: Long Papers)</w:t>
+      </w:r>
+      <w:r>
+        <w:t xml:space="preserve">.</w:t>
+      </w:r>
+      <w:r>
+        <w:t xml:space="preserve"> </w:t>
+      </w:r>
+      <w:hyperlink r:id="rId98">
+        <w:r>
+          <w:rPr>
+            <w:rStyle w:val="Hyperlink"/>
+          </w:rPr>
+          <w:t xml:space="preserve">https://doi.org/10.18653/v1/2024.naacl-long.274</w:t>
+        </w:r>
+      </w:hyperlink>
+      <w:r>
+        <w:t xml:space="preserve">.</w:t>
+      </w:r>
+    </w:p>
+    <w:bookmarkEnd w:id="99"/>
+    <w:bookmarkStart w:id="100" w:name="ref-michel2019sixteen"/>
     <w:p>
       <w:pPr>
         <w:pStyle w:val="Bibliography"/>
@@ -9876,8 +9970,8 @@
         <w:t xml:space="preserve">.</w:t>
       </w:r>
     </w:p>
-    <w:bookmarkEnd w:id="96"/>
-    <w:bookmarkStart w:id="97" w:name="ref-radford2019language"/>
+    <w:bookmarkEnd w:id="100"/>
+    <w:bookmarkStart w:id="101" w:name="ref-radford2019language"/>
     <w:p>
       <w:pPr>
         <w:pStyle w:val="Bibliography"/>
@@ -9905,8 +9999,43 @@
         <w:t xml:space="preserve">.</w:t>
       </w:r>
     </w:p>
-    <w:bookmarkEnd w:id="97"/>
-    <w:bookmarkStart w:id="98" w:name="ref-vaswani2017attention"/>
+    <w:bookmarkEnd w:id="101"/>
+    <w:bookmarkStart w:id="102" w:name="ref-timkey2021bark"/>
+    <w:p>
+      <w:pPr>
+        <w:pStyle w:val="Bibliography"/>
+      </w:pPr>
+      <w:r>
+        <w:t xml:space="preserve">Timkey, William, and Marten van Schijndel. 2021.</w:t>
+      </w:r>
+      <w:r>
+        <w:t xml:space="preserve"> </w:t>
+      </w:r>
+      <w:r>
+        <w:t xml:space="preserve">“All Bark and No Bite: Rogue Dimensions in Transformer Language Models Obscure Representational Quality.”</w:t>
+      </w:r>
+      <w:r>
+        <w:t xml:space="preserve"> </w:t>
+      </w:r>
+      <w:r>
+        <w:t xml:space="preserve">In</w:t>
+      </w:r>
+      <w:r>
+        <w:t xml:space="preserve"> </w:t>
+      </w:r>
+      <w:r>
+        <w:rPr>
+          <w:i/>
+          <w:iCs/>
+        </w:rPr>
+        <w:t xml:space="preserve">Proceedings of the 2021 Conference on Empirical Methods in Natural Language Processing</w:t>
+      </w:r>
+      <w:r>
+        <w:t xml:space="preserve">, 4527–46.</w:t>
+      </w:r>
+    </w:p>
+    <w:bookmarkEnd w:id="102"/>
+    <w:bookmarkStart w:id="103" w:name="ref-vaswani2017attention"/>
     <w:p>
       <w:pPr>
         <w:pStyle w:val="Bibliography"/>
@@ -9940,8 +10069,8 @@
         <w:t xml:space="preserve">.</w:t>
       </w:r>
     </w:p>
-    <w:bookmarkEnd w:id="98"/>
-    <w:bookmarkStart w:id="99" w:name="ref-voita2019analyzing"/>
+    <w:bookmarkEnd w:id="103"/>
+    <w:bookmarkStart w:id="104" w:name="ref-voita2019analyzing"/>
     <w:p>
       <w:pPr>
         <w:pStyle w:val="Bibliography"/>
@@ -9975,8 +10104,8 @@
         <w:t xml:space="preserve">.</w:t>
       </w:r>
     </w:p>
-    <w:bookmarkEnd w:id="99"/>
-    <w:bookmarkStart w:id="101" w:name="ref-zhai2026xsa"/>
+    <w:bookmarkEnd w:id="104"/>
+    <w:bookmarkStart w:id="106" w:name="ref-zhai2026xsa"/>
     <w:p>
       <w:pPr>
         <w:pStyle w:val="Bibliography"/>
@@ -10006,7 +10135,7 @@
       <w:r>
         <w:t xml:space="preserve"> </w:t>
       </w:r>
-      <w:hyperlink r:id="rId100">
+      <w:hyperlink r:id="rId105">
         <w:r>
           <w:rPr>
             <w:rStyle w:val="Hyperlink"/>
@@ -10018,9 +10147,9 @@
         <w:t xml:space="preserve">.</w:t>
       </w:r>
     </w:p>
-    <w:bookmarkEnd w:id="101"/>
-    <w:bookmarkEnd w:id="102"/>
-    <w:bookmarkEnd w:id="103"/>
+    <w:bookmarkEnd w:id="106"/>
+    <w:bookmarkEnd w:id="107"/>
+    <w:bookmarkEnd w:id="108"/>
     <w:sectPr>
       <w:headerReference r:id="rId9" w:type="default"/>
       <w:footerReference r:id="rId10" w:type="default"/>
@@ -10709,11 +10838,12 @@
       <w:outlineLvl w:val="0"/>
     </w:pPr>
     <w:rPr>
-      <w:rFonts w:ascii="Times New Roman" w:asciiTheme="majorHAnsi" w:cstheme="majorBidi" w:eastAsiaTheme="majorEastAsia" w:hAnsi="Times New Roman" w:hAnsiTheme="majorHAnsi"/>
+      <w:rFonts w:ascii="Times New Roman" w:cs="Times New Roman" w:hAnsi="Times New Roman"/>
       <w:b w:val="0"/>
       <w:bCs/>
       <w:i w:val="0"/>
       <w:smallCaps/>
+      <w:color w:val="000000"/>
       <w:sz w:val="24"/>
       <w:szCs w:val="28"/>
     </w:rPr>
@@ -10734,11 +10864,12 @@
       <w:outlineLvl w:val="1"/>
     </w:pPr>
     <w:rPr>
-      <w:rFonts w:ascii="Times New Roman" w:asciiTheme="majorHAnsi" w:cstheme="majorBidi" w:eastAsiaTheme="majorEastAsia" w:hAnsi="Times New Roman" w:hAnsiTheme="majorHAnsi"/>
+      <w:rFonts w:ascii="Times New Roman" w:cs="Times New Roman" w:hAnsi="Times New Roman"/>
       <w:b w:val="0"/>
       <w:bCs/>
       <w:i w:val="0"/>
       <w:smallCaps/>
+      <w:color w:val="000000"/>
       <w:sz w:val="20"/>
       <w:szCs w:val="26"/>
     </w:rPr>
@@ -10759,11 +10890,12 @@
       <w:outlineLvl w:val="2"/>
     </w:pPr>
     <w:rPr>
-      <w:rFonts w:ascii="Times New Roman" w:asciiTheme="majorHAnsi" w:cstheme="majorBidi" w:eastAsiaTheme="majorEastAsia" w:hAnsi="Times New Roman" w:hAnsiTheme="majorHAnsi"/>
+      <w:rFonts w:ascii="Times New Roman" w:cs="Times New Roman" w:hAnsi="Times New Roman"/>
       <w:b w:val="0"/>
       <w:bCs/>
       <w:i w:val="0"/>
       <w:smallCaps/>
+      <w:color w:val="000000"/>
       <w:sz w:val="20"/>
     </w:rPr>
   </w:style>
@@ -10784,12 +10916,13 @@
       <w:outlineLvl w:val="3"/>
     </w:pPr>
     <w:rPr>
-      <w:rFonts w:ascii="Times New Roman" w:asciiTheme="majorHAnsi" w:cstheme="majorBidi" w:eastAsiaTheme="majorEastAsia" w:hAnsi="Times New Roman" w:hAnsiTheme="majorHAnsi"/>
+      <w:rFonts w:ascii="Times New Roman" w:cs="Times New Roman" w:hAnsi="Times New Roman"/>
       <w:b/>
       <w:bCs/>
       <w:i w:val="0"/>
       <w:iCs/>
       <w:smallCaps w:val="0"/>
+      <w:color w:val="000000"/>
       <w:sz w:val="20"/>
     </w:rPr>
   </w:style>
@@ -10996,17 +11129,16 @@
     <w:qFormat/>
     <w:rsid w:val="00FC693F"/>
     <w:pPr>
-      <w:pBdr>
-        <w:bottom w:color="4F81BD" w:space="4" w:sz="8" w:themeColor="accent1" w:val="single"/>
-      </w:pBdr>
       <w:spacing w:after="300" w:line="240" w:lineRule="auto"/>
       <w:contextualSpacing/>
       <w:jc w:val="center"/>
     </w:pPr>
     <w:rPr>
-      <w:rFonts w:ascii="Times New Roman" w:asciiTheme="majorHAnsi" w:cstheme="majorBidi" w:eastAsiaTheme="majorEastAsia" w:hAnsi="Times New Roman" w:hAnsiTheme="majorHAnsi"/>
+      <w:rFonts w:ascii="Times New Roman" w:cs="Times New Roman" w:hAnsi="Times New Roman"/>
       <w:b w:val="0"/>
-      <w:color w:themeColor="text2" w:themeShade="BF" w:val="17365D"/>
+      <w:i w:val="0"/>
+      <w:smallCaps w:val="0"/>
+      <w:color w:val="000000"/>
       <w:spacing w:val="5"/>
       <w:kern w:val="28"/>
       <w:sz w:val="34"/>
@@ -11043,11 +11175,12 @@
       <w:jc w:val="center"/>
     </w:pPr>
     <w:rPr>
-      <w:rFonts w:ascii="Times New Roman" w:asciiTheme="majorHAnsi" w:cstheme="majorBidi" w:eastAsiaTheme="majorEastAsia" w:hAnsi="Times New Roman" w:hAnsiTheme="majorHAnsi"/>
+      <w:rFonts w:ascii="Times New Roman" w:cs="Times New Roman" w:hAnsi="Times New Roman"/>
       <w:b w:val="0"/>
-      <w:i/>
+      <w:i w:val="0"/>
       <w:iCs/>
-      <w:color w:themeColor="accent1" w:val="4F81BD"/>
+      <w:smallCaps w:val="0"/>
+      <w:color w:val="000000"/>
       <w:spacing w:val="15"/>
       <w:sz w:val="24"/>
       <w:szCs w:val="24"/>
@@ -11090,6 +11223,14 @@
     <w:pPr>
       <w:spacing w:after="120"/>
     </w:pPr>
+    <w:rPr>
+      <w:rFonts w:ascii="Times New Roman" w:cs="Times New Roman" w:hAnsi="Times New Roman"/>
+      <w:b w:val="0"/>
+      <w:i w:val="0"/>
+      <w:smallCaps w:val="0"/>
+      <w:color w:val="000000"/>
+      <w:sz w:val="20"/>
+    </w:rPr>
   </w:style>
   <w:style w:customStyle="1" w:styleId="BodyTextChar" w:type="character">
     <w:name w:val="Body Text Char"/>
@@ -11449,11 +11590,12 @@
       <w:spacing w:line="240" w:lineRule="auto"/>
     </w:pPr>
     <w:rPr>
-      <w:rFonts w:ascii="Times New Roman" w:hAnsi="Times New Roman"/>
-      <w:b/>
+      <w:rFonts w:ascii="Times New Roman" w:cs="Times New Roman" w:hAnsi="Times New Roman"/>
+      <w:b w:val="0"/>
       <w:bCs/>
       <w:i w:val="0"/>
-      <w:color w:themeColor="accent1" w:val="4F81BD"/>
+      <w:smallCaps w:val="0"/>
+      <w:color w:val="000000"/>
       <w:sz w:val="18"/>
       <w:szCs w:val="18"/>
     </w:rPr>
